--- a/docs/these_brieuc_last_recueil.docx
+++ b/docs/these_brieuc_last_recueil.docx
@@ -2128,7 +2128,7 @@
       </w:r>
     </w:p>
     <w:bookmarkEnd w:id="29"/>
-    <w:bookmarkStart w:id="164" w:name="résultats"/>
+    <w:bookmarkStart w:id="165" w:name="résultats"/>
     <w:p>
       <w:pPr>
         <w:pStyle w:val="Heading1"/>
@@ -21716,7 +21716,7 @@
       </w:r>
     </w:p>
     <w:bookmarkEnd w:id="141"/>
-    <w:bookmarkStart w:id="143" w:name="X5f2088ebd1452b5ba2e72bca91cf173f1488185"/>
+    <w:bookmarkStart w:id="144" w:name="X5f2088ebd1452b5ba2e72bca91cf173f1488185"/>
     <w:p>
       <w:pPr>
         <w:pStyle w:val="Heading2"/>
@@ -22078,14 +22078,32 @@
         <w:t xml:space="preserve">Cette étude doit être considérée comme une étape exploratoire robuste. Elle démontre une hiérarchie claire entre les tests, mais confirme qu’une étude de confirmation visant une précision étroite nécessiterait une cohorte plus large, d’environ 93 patients avec la prévalence observée, pour compenser une spécificité plus faible qu’attendu.</w:t>
       </w:r>
     </w:p>
+    <w:bookmarkEnd w:id="142"/>
+    <w:bookmarkStart w:id="143" w:name="X327af1bda9aaac52b4ba9f934de637f25ad4f79"/>
+    <w:p>
+      <w:pPr>
+        <w:pStyle w:val="Heading3"/>
+      </w:pPr>
+      <w:r>
+        <w:t xml:space="preserve">Point spécifique sur la cible de spécificité</w:t>
+      </w:r>
+    </w:p>
+    <w:p>
+      <w:pPr>
+        <w:pStyle w:val="FirstParagraph"/>
+      </w:pPr>
+      <w:r>
+        <w:t xml:space="preserve">Le protocole visait 27 patients négatifs dans le scénario de référence retenu pour la précision de la spécificité. La cohorte finale en compte 26, soit un écart très limité d’un seul patient négatif. Cet écart d’effectif ne suffit pas, à lui seul, à expliquer l’écart avec l’objectif initial : la spécificité observée de la combinaison la plus spécifique (U2b + U3) est de 0.769, donc inférieure à la spécificité cible de 0.90. Autrement dit, la limite principale tient davantage à la spécificité réellement observée des tests dans cette cohorte qu’au seul fait d’avoir inclus 26 négatifs au lieu des 27 attendus.</w:t>
+      </w:r>
+    </w:p>
     <w:p>
       <w:r>
         <w:br w:type="page"/>
       </w:r>
     </w:p>
-    <w:bookmarkEnd w:id="142"/>
     <w:bookmarkEnd w:id="143"/>
-    <w:bookmarkStart w:id="163" w:name="Xa74f6e5e5a07d3b1e6f81174b7b050bbc6693ee"/>
+    <w:bookmarkEnd w:id="144"/>
+    <w:bookmarkStart w:id="164" w:name="Xa74f6e5e5a07d3b1e6f81174b7b050bbc6693ee"/>
     <w:p>
       <w:pPr>
         <w:pStyle w:val="Heading2"/>
@@ -22201,7 +22219,7 @@
         <w:t xml:space="preserve">final positif. Cette approche est volontairement stricte et doit être interprétée comme une analyse exploratoire.</w:t>
       </w:r>
     </w:p>
-    <w:bookmarkStart w:id="151" w:name="Xa192f37cf83a10b999fde97a2d384c51e445d4f"/>
+    <w:bookmarkStart w:id="152" w:name="Xa192f37cf83a10b999fde97a2d384c51e445d4f"/>
     <w:p>
       <w:pPr>
         <w:pStyle w:val="Heading3"/>
@@ -22270,7 +22288,7 @@
         <w:t xml:space="preserve">(26 cas positifs avec confirmation par infiltration et 26 cas négatifs du gold standard final).</w:t>
       </w:r>
     </w:p>
-    <w:bookmarkStart w:id="150" w:name="Xd66c688fc52a650573970ca45f422c6ebf5cd42"/>
+    <w:bookmarkStart w:id="151" w:name="Xd66c688fc52a650573970ca45f422c6ebf5cd42"/>
     <w:p>
       <w:pPr>
         <w:pStyle w:val="Heading4"/>
@@ -22325,7 +22343,7 @@
       <w:tr>
         <w:tc>
           <w:tcPr/>
-          <w:bookmarkStart w:id="144" w:name="tbl-strong-a1-indiv"/>
+          <w:bookmarkStart w:id="145" w:name="tbl-strong-a1-indiv"/>
           <w:p>
             <w:pPr>
               <w:jc w:val="center"/>
@@ -22824,7 +22842,7 @@
               </w:tc>
             </w:tr>
           </w:tbl>
-          <w:bookmarkEnd w:id="144"/>
+          <w:bookmarkEnd w:id="145"/>
           <w:p/>
         </w:tc>
       </w:tr>
@@ -22850,7 +22868,7 @@
       <w:tr>
         <w:tc>
           <w:tcPr/>
-          <w:bookmarkStart w:id="145" w:name="tbl-comp-a1-sensi"/>
+          <w:bookmarkStart w:id="146" w:name="tbl-comp-a1-sensi"/>
           <w:p>
             <w:pPr>
               <w:jc w:val="center"/>
@@ -23084,7 +23102,7 @@
               </w:tc>
             </w:tr>
           </w:tbl>
-          <w:bookmarkEnd w:id="145"/>
+          <w:bookmarkEnd w:id="146"/>
           <w:p/>
         </w:tc>
       </w:tr>
@@ -23110,7 +23128,7 @@
       <w:tr>
         <w:tc>
           <w:tcPr/>
-          <w:bookmarkStart w:id="146" w:name="tbl-strong-a1-comb"/>
+          <w:bookmarkStart w:id="147" w:name="tbl-strong-a1-comb"/>
           <w:p>
             <w:pPr>
               <w:jc w:val="center"/>
@@ -24260,7 +24278,7 @@
               </w:tc>
             </w:tr>
           </w:tbl>
-          <w:bookmarkEnd w:id="146"/>
+          <w:bookmarkEnd w:id="147"/>
           <w:p/>
         </w:tc>
       </w:tr>
@@ -24286,7 +24304,7 @@
       <w:tr>
         <w:tc>
           <w:tcPr/>
-          <w:bookmarkStart w:id="147" w:name="tbl-comp-a1-comb"/>
+          <w:bookmarkStart w:id="148" w:name="tbl-comp-a1-comb"/>
           <w:p>
             <w:pPr>
               <w:jc w:val="center"/>
@@ -24807,7 +24825,7 @@
               </w:tc>
             </w:tr>
           </w:tbl>
-          <w:bookmarkEnd w:id="147"/>
+          <w:bookmarkEnd w:id="148"/>
           <w:p/>
         </w:tc>
       </w:tr>
@@ -24833,7 +24851,7 @@
       <w:tr>
         <w:tc>
           <w:tcPr/>
-          <w:bookmarkStart w:id="148" w:name="tbl-strong-a1-score"/>
+          <w:bookmarkStart w:id="149" w:name="tbl-strong-a1-score"/>
           <w:p>
             <w:pPr>
               <w:jc w:val="center"/>
@@ -25332,7 +25350,7 @@
               </w:tc>
             </w:tr>
           </w:tbl>
-          <w:bookmarkEnd w:id="148"/>
+          <w:bookmarkEnd w:id="149"/>
           <w:p/>
         </w:tc>
       </w:tr>
@@ -25358,7 +25376,7 @@
       <w:tr>
         <w:tc>
           <w:tcPr/>
-          <w:bookmarkStart w:id="149" w:name="tbl-comp-a1-score"/>
+          <w:bookmarkStart w:id="150" w:name="tbl-comp-a1-score"/>
           <w:p>
             <w:pPr>
               <w:jc w:val="center"/>
@@ -25592,7 +25610,7 @@
               </w:tc>
             </w:tr>
           </w:tbl>
-          <w:bookmarkEnd w:id="149"/>
+          <w:bookmarkEnd w:id="150"/>
           <w:p/>
         </w:tc>
       </w:tr>
@@ -25602,9 +25620,9 @@
         <w:br w:type="page"/>
       </w:r>
     </w:p>
-    <w:bookmarkEnd w:id="150"/>
     <w:bookmarkEnd w:id="151"/>
-    <w:bookmarkStart w:id="162" w:name="Xfc1f0e7fb5d30fbf15f6f63ce4005f3bfc8dd76"/>
+    <w:bookmarkEnd w:id="152"/>
+    <w:bookmarkStart w:id="163" w:name="Xfc1f0e7fb5d30fbf15f6f63ce4005f3bfc8dd76"/>
     <w:p>
       <w:pPr>
         <w:pStyle w:val="Heading3"/>
@@ -25675,7 +25693,7 @@
         <w:t xml:space="preserve">), avec 26 cas positifs confirmés par infiltration et 45 cas classés négatifs dans cette définition secondaire.</w:t>
       </w:r>
     </w:p>
-    <w:bookmarkStart w:id="161" w:name="X8dc8954848c8982c78d0f98ab6d387465f3dc1d"/>
+    <w:bookmarkStart w:id="162" w:name="X8dc8954848c8982c78d0f98ab6d387465f3dc1d"/>
     <w:p>
       <w:pPr>
         <w:pStyle w:val="Heading4"/>
@@ -25802,7 +25820,7 @@
       <w:tr>
         <w:tc>
           <w:tcPr/>
-          <w:bookmarkStart w:id="152" w:name="tbl-strong-a2-indiv"/>
+          <w:bookmarkStart w:id="153" w:name="tbl-strong-a2-indiv"/>
           <w:p>
             <w:pPr>
               <w:jc w:val="center"/>
@@ -26301,7 +26319,7 @@
               </w:tc>
             </w:tr>
           </w:tbl>
-          <w:bookmarkEnd w:id="152"/>
+          <w:bookmarkEnd w:id="153"/>
           <w:p/>
         </w:tc>
       </w:tr>
@@ -26327,7 +26345,7 @@
       <w:tr>
         <w:tc>
           <w:tcPr/>
-          <w:bookmarkStart w:id="153" w:name="tbl-comp-a2-spe"/>
+          <w:bookmarkStart w:id="154" w:name="tbl-comp-a2-spe"/>
           <w:p>
             <w:pPr>
               <w:jc w:val="center"/>
@@ -26561,7 +26579,7 @@
               </w:tc>
             </w:tr>
           </w:tbl>
-          <w:bookmarkEnd w:id="153"/>
+          <w:bookmarkEnd w:id="154"/>
           <w:p/>
         </w:tc>
       </w:tr>
@@ -26587,7 +26605,7 @@
       <w:tr>
         <w:tc>
           <w:tcPr/>
-          <w:bookmarkStart w:id="154" w:name="tbl-strong-a2-comb"/>
+          <w:bookmarkStart w:id="155" w:name="tbl-strong-a2-comb"/>
           <w:p>
             <w:pPr>
               <w:jc w:val="center"/>
@@ -27737,7 +27755,7 @@
               </w:tc>
             </w:tr>
           </w:tbl>
-          <w:bookmarkEnd w:id="154"/>
+          <w:bookmarkEnd w:id="155"/>
           <w:p/>
         </w:tc>
       </w:tr>
@@ -27763,7 +27781,7 @@
       <w:tr>
         <w:tc>
           <w:tcPr/>
-          <w:bookmarkStart w:id="155" w:name="tbl-comp-a2-comb"/>
+          <w:bookmarkStart w:id="156" w:name="tbl-comp-a2-comb"/>
           <w:p>
             <w:pPr>
               <w:jc w:val="center"/>
@@ -28599,7 +28617,7 @@
               </w:tc>
             </w:tr>
           </w:tbl>
-          <w:bookmarkEnd w:id="155"/>
+          <w:bookmarkEnd w:id="156"/>
           <w:p/>
         </w:tc>
       </w:tr>
@@ -28625,7 +28643,7 @@
       <w:tr>
         <w:tc>
           <w:tcPr/>
-          <w:bookmarkStart w:id="156" w:name="tbl-strong-a2-score"/>
+          <w:bookmarkStart w:id="157" w:name="tbl-strong-a2-score"/>
           <w:p>
             <w:pPr>
               <w:jc w:val="center"/>
@@ -29124,7 +29142,7 @@
               </w:tc>
             </w:tr>
           </w:tbl>
-          <w:bookmarkEnd w:id="156"/>
+          <w:bookmarkEnd w:id="157"/>
           <w:p/>
         </w:tc>
       </w:tr>
@@ -29150,7 +29168,7 @@
       <w:tr>
         <w:tc>
           <w:tcPr/>
-          <w:bookmarkStart w:id="157" w:name="tbl-comp-a2-score"/>
+          <w:bookmarkStart w:id="158" w:name="tbl-comp-a2-score"/>
           <w:p>
             <w:pPr>
               <w:jc w:val="center"/>
@@ -29517,13 +29535,13 @@
               </w:tc>
             </w:tr>
           </w:tbl>
-          <w:bookmarkEnd w:id="157"/>
+          <w:bookmarkEnd w:id="158"/>
           <w:p/>
         </w:tc>
       </w:tr>
     </w:tbl>
-    <w:bookmarkStart w:id="160" w:name="refs"/>
-    <w:bookmarkStart w:id="159" w:name="X130cc6218cdcb99520dccce7f8b213552eaa63a"/>
+    <w:bookmarkStart w:id="161" w:name="refs"/>
+    <w:bookmarkStart w:id="160" w:name="X130cc6218cdcb99520dccce7f8b213552eaa63a"/>
     <w:p>
       <w:pPr>
         <w:pStyle w:val="Bibliography"/>
@@ -29537,7 +29555,7 @@
       <w:r>
         <w:t xml:space="preserve">“</w:t>
       </w:r>
-      <w:hyperlink r:id="rId158">
+      <w:hyperlink r:id="rId159">
         <w:r>
           <w:rPr>
             <w:rStyle w:val="Hyperlink"/>
@@ -29565,12 +29583,12 @@
         <w:t xml:space="preserve">33 (1): 159–74.</w:t>
       </w:r>
     </w:p>
-    <w:bookmarkEnd w:id="159"/>
     <w:bookmarkEnd w:id="160"/>
     <w:bookmarkEnd w:id="161"/>
     <w:bookmarkEnd w:id="162"/>
     <w:bookmarkEnd w:id="163"/>
     <w:bookmarkEnd w:id="164"/>
+    <w:bookmarkEnd w:id="165"/>
     <w:sectPr>
       <w:footnotePr>
         <w:numRestart w:val="eachSect"/>

--- a/docs/these_brieuc_last_recueil.docx
+++ b/docs/these_brieuc_last_recueil.docx
@@ -402,7 +402,7 @@
         <w:pStyle w:val="BodyText"/>
       </w:pPr>
       <w:r>
-        <w:t xml:space="preserve">Les performances diagnostiques des quatre ULNT réalisés par l’évaluateur 1 ont été évaluées par rapport au gold standard final corrigé par senior. Pour chaque test, des tableaux de contingence 2 x 2 ont permis d’estimer la sensibilité, la spécificité, les valeurs prédictives positive et négative, les rapports de vraisemblance positif et négatif, l’indice de Youden et l’aire sous la courbe ROC. Les intervalles de confiance à 95 % des proportions ont été calculés par la méthode binomiale exacte de Clopper-Pearson. L’association entre chaque ULNT et le gold standard final a été étudiée par le test exact de Fisher.</w:t>
+        <w:t xml:space="preserve">Les performances diagnostiques des quatre ULNT réalisés par l’évaluateur 1 ont été évaluées par rapport au gold standard final corrigé par senior. Pour chaque test, des tableaux de contingence 2 x 2 ont permis d’estimer la sensibilité, la spécificité, les valeurs prédictives positive et négative, les rapports de vraisemblance positif et négatif, l’indice de Youden et l’aire sous la courbe ROC. Les intervalles de confiance à 95 % des proportions ont été calculés par la méthode binomiale exacte de Clopper-Pearson.</w:t>
       </w:r>
     </w:p>
     <w:p>
@@ -2128,7 +2128,7 @@
       </w:r>
     </w:p>
     <w:bookmarkEnd w:id="29"/>
-    <w:bookmarkStart w:id="165" w:name="résultats"/>
+    <w:bookmarkStart w:id="168" w:name="résultats"/>
     <w:p>
       <w:pPr>
         <w:pStyle w:val="Heading1"/>
@@ -4933,7 +4933,7 @@
     <w:bookmarkEnd w:id="61"/>
     <w:bookmarkEnd w:id="62"/>
     <w:bookmarkEnd w:id="63"/>
-    <w:bookmarkStart w:id="76" w:name="performances-test-par-test"/>
+    <w:bookmarkStart w:id="79" w:name="performances-test-par-test"/>
     <w:p>
       <w:pPr>
         <w:pStyle w:val="Heading2"/>
@@ -4981,7 +4981,7 @@
         <w:t xml:space="preserve">Une seconde partie aggrège résultats et graphiques pour une comparaison globale des tests</w:t>
       </w:r>
     </w:p>
-    <w:bookmarkStart w:id="66" w:name="ulnt1"/>
+    <w:bookmarkStart w:id="69" w:name="ulnt1"/>
     <w:p>
       <w:pPr>
         <w:pStyle w:val="Heading3"/>
@@ -5779,7 +5779,7 @@
       </w:tr>
     </w:tbl>
     <w:bookmarkEnd w:id="64"/>
-    <w:bookmarkStart w:id="65" w:name="interprétation"/>
+    <w:bookmarkStart w:id="68" w:name="interprétation"/>
     <w:p>
       <w:pPr>
         <w:pStyle w:val="Heading4"/>
@@ -5932,14 +5932,141 @@
         <w:t xml:space="preserve">LR- bas (0.25) : un test négatif rend la NCB moins probable (probabilité post-test = probabilité pré-test x LR-).</w:t>
       </w:r>
     </w:p>
+    <w:tbl>
+      <w:tblPr>
+        <w:tblStyle w:val="Table"/>
+        <w:tblLook w:firstRow="0" w:lastRow="0" w:firstColumn="0" w:lastColumn="0" w:noHBand="0" w:noVBand="0" w:val="0000"/>
+        <w:tblBorders>
+          <w:top w:val="single" w:sz="4" w:space="0" w:color="CC1914"/>
+          <w:left w:val="single" w:sz="24" w:space="0" w:color="CC1914"/>
+          <w:bottom w:val="single" w:sz="4" w:space="0" w:color="CC1914"/>
+          <w:right w:val="single" w:sz="4" w:space="0" w:color="CC1914"/>
+        </w:tblBorders>
+        <w:tblCellMar>
+          <w:left w:w="144" w:type="dxa"/>
+          <w:right w:w="144" w:type="dxa"/>
+        </w:tblCellMar>
+        <w:tblLook w:firstRow="0" w:lastRow="0" w:firstColumn="0" w:lastColumn="0" w:noHBand="0" w:noVBand="0" w:val="0000"/>
+      </w:tblPr>
+      <w:tr>
+        <w:trPr>
+          <w:cantSplit/>
+        </w:trPr>
+        <w:tc>
+          <w:tcPr>
+            <w:shd w:color="auto" w:fill="f7dddc" w:val="clear"/>
+            <w:tcMar>
+              <w:top w:w="92" w:type="dxa"/>
+              <w:bottom w:w="92" w:type="dxa"/>
+            </w:tcMar>
+          </w:tcPr>
+          <w:p>
+            <w:pPr>
+              <w:pStyle w:val="FirstParagraph"/>
+            </w:pPr>
+            <w:pPr>
+              <w:spacing w:before="0" w:after="0"/>
+              <w:textAlignment w:val="center"/>
+            </w:pPr>
+            <w:r>
+              <w:drawing>
+                <wp:inline>
+                  <wp:extent cx="152400" cy="152400"/>
+                  <wp:effectExtent b="0" l="0" r="0" t="0"/>
+                  <wp:docPr descr="" title="" id="66" name="Picture"/>
+                  <a:graphic>
+                    <a:graphicData uri="http://schemas.openxmlformats.org/drawingml/2006/picture">
+                      <pic:pic>
+                        <pic:nvPicPr>
+                          <pic:cNvPr descr="/Applications/quarto/share/formats/docx/important.png" id="67" name="Picture"/>
+                          <pic:cNvPicPr>
+                            <a:picLocks noChangeArrowheads="1" noChangeAspect="1"/>
+                          </pic:cNvPicPr>
+                        </pic:nvPicPr>
+                        <pic:blipFill>
+                          <a:blip r:embed="rId65"/>
+                          <a:stretch>
+                            <a:fillRect/>
+                          </a:stretch>
+                        </pic:blipFill>
+                        <pic:spPr bwMode="auto">
+                          <a:xfrm>
+                            <a:off x="0" y="0"/>
+                            <a:ext cx="152400" cy="152400"/>
+                          </a:xfrm>
+                          <a:prstGeom prst="rect">
+                            <a:avLst/>
+                          </a:prstGeom>
+                          <a:noFill/>
+                          <a:ln w="9525">
+                            <a:noFill/>
+                            <a:headEnd/>
+                            <a:tailEnd/>
+                          </a:ln>
+                        </pic:spPr>
+                      </pic:pic>
+                    </a:graphicData>
+                  </a:graphic>
+                </wp:inline>
+              </w:drawing>
+            </w:r>
+            <w:r>
+              <w:t xml:space="preserve"> </w:t>
+            </w:r>
+            <w:r>
+              <w:t xml:space="preserve"> </w:t>
+            </w:r>
+            <w:r>
+              <w:t xml:space="preserve">Courbe ROC / AUC</w:t>
+            </w:r>
+          </w:p>
+        </w:tc>
+      </w:tr>
+      <w:tr>
+        <w:trPr>
+          <w:cantSplit/>
+        </w:trPr>
+        <w:tc>
+          <w:tcPr>
+            <w:tcMar>
+              <w:top w:w="108" w:type="dxa"/>
+              <w:bottom w:w="108" w:type="dxa"/>
+            </w:tcMar>
+          </w:tcPr>
+          <w:p>
+            <w:pPr>
+              <w:pStyle w:val="BodyText"/>
+            </w:pPr>
+            <w:pPr>
+              <w:spacing w:before="16"/>
+            </w:pPr>
+            <w:r>
+              <w:t xml:space="preserve">Globalement, pour des variables binaires, la courbe ROC et l’AUC est redondante avec la sensibilité et la spécificité, donc pas vraiment utile.</w:t>
+            </w:r>
+          </w:p>
+          <w:p>
+            <w:pPr>
+              <w:pStyle w:val="BodyText"/>
+            </w:pPr>
+            <w:pPr>
+              <w:spacing w:after="16"/>
+            </w:pPr>
+            <w:r>
+              <w:t xml:space="preserve">C’est plus utile pour des variables continues, où on peut faire varier le seuil de positivité et donc obtenir une courbe ROC plus informative.</w:t>
+            </w:r>
+          </w:p>
+          <w:p/>
+        </w:tc>
+      </w:tr>
+    </w:tbl>
     <w:p>
       <w:r>
         <w:br w:type="page"/>
       </w:r>
     </w:p>
-    <w:bookmarkEnd w:id="65"/>
-    <w:bookmarkEnd w:id="66"/>
-    <w:bookmarkStart w:id="69" w:name="ulnt2a"/>
+    <w:bookmarkEnd w:id="68"/>
+    <w:bookmarkEnd w:id="69"/>
+    <w:bookmarkStart w:id="72" w:name="ulnt2a"/>
     <w:p>
       <w:pPr>
         <w:pStyle w:val="Heading3"/>
@@ -5948,7 +6075,7 @@
         <w:t xml:space="preserve">ULNT2a</w:t>
       </w:r>
     </w:p>
-    <w:bookmarkStart w:id="67" w:name="résultats-2"/>
+    <w:bookmarkStart w:id="70" w:name="résultats-2"/>
     <w:p>
       <w:pPr>
         <w:pStyle w:val="Heading4"/>
@@ -6782,8 +6909,8 @@
         </w:tc>
       </w:tr>
     </w:tbl>
-    <w:bookmarkEnd w:id="67"/>
-    <w:bookmarkStart w:id="68" w:name="interprétation-1"/>
+    <w:bookmarkEnd w:id="70"/>
+    <w:bookmarkStart w:id="71" w:name="interprétation-1"/>
     <w:p>
       <w:pPr>
         <w:pStyle w:val="Heading4"/>
@@ -6819,9 +6946,9 @@
         <w:br w:type="page"/>
       </w:r>
     </w:p>
-    <w:bookmarkEnd w:id="68"/>
-    <w:bookmarkEnd w:id="69"/>
-    <w:bookmarkStart w:id="72" w:name="ulnt2b"/>
+    <w:bookmarkEnd w:id="71"/>
+    <w:bookmarkEnd w:id="72"/>
+    <w:bookmarkStart w:id="75" w:name="ulnt2b"/>
     <w:p>
       <w:pPr>
         <w:pStyle w:val="Heading3"/>
@@ -6830,7 +6957,7 @@
         <w:t xml:space="preserve">ULNT2b</w:t>
       </w:r>
     </w:p>
-    <w:bookmarkStart w:id="70" w:name="résultats-3"/>
+    <w:bookmarkStart w:id="73" w:name="résultats-3"/>
     <w:p>
       <w:pPr>
         <w:pStyle w:val="Heading4"/>
@@ -7664,8 +7791,8 @@
         </w:tc>
       </w:tr>
     </w:tbl>
-    <w:bookmarkEnd w:id="70"/>
-    <w:bookmarkStart w:id="71" w:name="interprétation-2"/>
+    <w:bookmarkEnd w:id="73"/>
+    <w:bookmarkStart w:id="74" w:name="interprétation-2"/>
     <w:p>
       <w:pPr>
         <w:pStyle w:val="Heading4"/>
@@ -7733,9 +7860,9 @@
         <w:br w:type="page"/>
       </w:r>
     </w:p>
-    <w:bookmarkEnd w:id="71"/>
-    <w:bookmarkEnd w:id="72"/>
-    <w:bookmarkStart w:id="75" w:name="ulnt3"/>
+    <w:bookmarkEnd w:id="74"/>
+    <w:bookmarkEnd w:id="75"/>
+    <w:bookmarkStart w:id="78" w:name="ulnt3"/>
     <w:p>
       <w:pPr>
         <w:pStyle w:val="Heading3"/>
@@ -7744,7 +7871,7 @@
         <w:t xml:space="preserve">ULNT3</w:t>
       </w:r>
     </w:p>
-    <w:bookmarkStart w:id="73" w:name="résultats-4"/>
+    <w:bookmarkStart w:id="76" w:name="résultats-4"/>
     <w:p>
       <w:pPr>
         <w:pStyle w:val="Heading4"/>
@@ -8578,8 +8705,8 @@
         </w:tc>
       </w:tr>
     </w:tbl>
-    <w:bookmarkEnd w:id="73"/>
-    <w:bookmarkStart w:id="74" w:name="interprétation-3"/>
+    <w:bookmarkEnd w:id="76"/>
+    <w:bookmarkStart w:id="77" w:name="interprétation-3"/>
     <w:p>
       <w:pPr>
         <w:pStyle w:val="Heading4"/>
@@ -8617,10 +8744,10 @@
         <w:br w:type="page"/>
       </w:r>
     </w:p>
-    <w:bookmarkEnd w:id="74"/>
-    <w:bookmarkEnd w:id="75"/>
-    <w:bookmarkEnd w:id="76"/>
-    <w:bookmarkStart w:id="86" w:name="synthèse-globale-des-tests"/>
+    <w:bookmarkEnd w:id="77"/>
+    <w:bookmarkEnd w:id="78"/>
+    <w:bookmarkEnd w:id="79"/>
+    <w:bookmarkStart w:id="89" w:name="synthèse-globale-des-tests"/>
     <w:p>
       <w:pPr>
         <w:pStyle w:val="Heading2"/>
@@ -9441,18 +9568,18 @@
           <wp:inline>
             <wp:extent cx="5334000" cy="3429000"/>
             <wp:effectExtent b="0" l="0" r="0" t="0"/>
-            <wp:docPr descr="Composition des tableaux de contingence 2x2 par test" title="" id="78" name="Picture"/>
+            <wp:docPr descr="Composition des tableaux de contingence 2x2 par test" title="" id="81" name="Picture"/>
             <a:graphic>
               <a:graphicData uri="http://schemas.openxmlformats.org/drawingml/2006/picture">
                 <pic:pic>
                   <pic:nvPicPr>
-                    <pic:cNvPr descr="these_brieuc_last_recueil_files/figure-docx/global-contingency-plot-1.png" id="79" name="Picture"/>
+                    <pic:cNvPr descr="these_brieuc_last_recueil_files/figure-docx/global-contingency-plot-1.png" id="82" name="Picture"/>
                     <pic:cNvPicPr>
                       <a:picLocks noChangeArrowheads="1" noChangeAspect="1"/>
                     </pic:cNvPicPr>
                   </pic:nvPicPr>
                   <pic:blipFill>
-                    <a:blip r:embed="rId77"/>
+                    <a:blip r:embed="rId80"/>
                     <a:stretch>
                       <a:fillRect/>
                     </a:stretch>
@@ -9496,67 +9623,12 @@
           <wp:inline>
             <wp:extent cx="5334000" cy="4267200"/>
             <wp:effectExtent b="0" l="0" r="0" t="0"/>
-            <wp:docPr descr="Visualisations synthétiques de la performance" title="" id="81" name="Picture"/>
+            <wp:docPr descr="Visualisations synthétiques de la performance" title="" id="84" name="Picture"/>
             <a:graphic>
               <a:graphicData uri="http://schemas.openxmlformats.org/drawingml/2006/picture">
                 <pic:pic>
                   <pic:nvPicPr>
-                    <pic:cNvPr descr="these_brieuc_last_recueil_files/figure-docx/global-performance-plots-1.png" id="82" name="Picture"/>
-                    <pic:cNvPicPr>
-                      <a:picLocks noChangeArrowheads="1" noChangeAspect="1"/>
-                    </pic:cNvPicPr>
-                  </pic:nvPicPr>
-                  <pic:blipFill>
-                    <a:blip r:embed="rId80"/>
-                    <a:stretch>
-                      <a:fillRect/>
-                    </a:stretch>
-                  </pic:blipFill>
-                  <pic:spPr bwMode="auto">
-                    <a:xfrm>
-                      <a:off x="0" y="0"/>
-                      <a:ext cx="5334000" cy="4267200"/>
-                    </a:xfrm>
-                    <a:prstGeom prst="rect">
-                      <a:avLst/>
-                    </a:prstGeom>
-                    <a:noFill/>
-                    <a:ln w="9525">
-                      <a:noFill/>
-                      <a:headEnd/>
-                      <a:tailEnd/>
-                    </a:ln>
-                  </pic:spPr>
-                </pic:pic>
-              </a:graphicData>
-            </a:graphic>
-          </wp:inline>
-        </w:drawing>
-      </w:r>
-    </w:p>
-    <w:p>
-      <w:pPr>
-        <w:pStyle w:val="ImageCaption"/>
-      </w:pPr>
-      <w:r>
-        <w:t xml:space="preserve">Visualisations synthétiques de la performance</w:t>
-      </w:r>
-    </w:p>
-    <w:p>
-      <w:pPr>
-        <w:pStyle w:val="BodyText"/>
-      </w:pPr>
-      <w:r>
-        <w:drawing>
-          <wp:inline>
-            <wp:extent cx="5334000" cy="4267200"/>
-            <wp:effectExtent b="0" l="0" r="0" t="0"/>
-            <wp:docPr descr="" title="" id="84" name="Picture"/>
-            <a:graphic>
-              <a:graphicData uri="http://schemas.openxmlformats.org/drawingml/2006/picture">
-                <pic:pic>
-                  <pic:nvPicPr>
-                    <pic:cNvPr descr="these_brieuc_last_recueil_files/figure-docx/global-performance-combined-plot-1.png" id="85" name="Picture"/>
+                    <pic:cNvPr descr="these_brieuc_last_recueil_files/figure-docx/global-performance-plots-1.png" id="85" name="Picture"/>
                     <pic:cNvPicPr>
                       <a:picLocks noChangeArrowheads="1" noChangeAspect="1"/>
                     </pic:cNvPicPr>
@@ -9591,6 +9663,61 @@
     </w:p>
     <w:p>
       <w:pPr>
+        <w:pStyle w:val="ImageCaption"/>
+      </w:pPr>
+      <w:r>
+        <w:t xml:space="preserve">Visualisations synthétiques de la performance</w:t>
+      </w:r>
+    </w:p>
+    <w:p>
+      <w:pPr>
+        <w:pStyle w:val="BodyText"/>
+      </w:pPr>
+      <w:r>
+        <w:drawing>
+          <wp:inline>
+            <wp:extent cx="5334000" cy="4267200"/>
+            <wp:effectExtent b="0" l="0" r="0" t="0"/>
+            <wp:docPr descr="" title="" id="87" name="Picture"/>
+            <a:graphic>
+              <a:graphicData uri="http://schemas.openxmlformats.org/drawingml/2006/picture">
+                <pic:pic>
+                  <pic:nvPicPr>
+                    <pic:cNvPr descr="these_brieuc_last_recueil_files/figure-docx/global-performance-combined-plot-1.png" id="88" name="Picture"/>
+                    <pic:cNvPicPr>
+                      <a:picLocks noChangeArrowheads="1" noChangeAspect="1"/>
+                    </pic:cNvPicPr>
+                  </pic:nvPicPr>
+                  <pic:blipFill>
+                    <a:blip r:embed="rId86"/>
+                    <a:stretch>
+                      <a:fillRect/>
+                    </a:stretch>
+                  </pic:blipFill>
+                  <pic:spPr bwMode="auto">
+                    <a:xfrm>
+                      <a:off x="0" y="0"/>
+                      <a:ext cx="5334000" cy="4267200"/>
+                    </a:xfrm>
+                    <a:prstGeom prst="rect">
+                      <a:avLst/>
+                    </a:prstGeom>
+                    <a:noFill/>
+                    <a:ln w="9525">
+                      <a:noFill/>
+                      <a:headEnd/>
+                      <a:tailEnd/>
+                    </a:ln>
+                  </pic:spPr>
+                </pic:pic>
+              </a:graphicData>
+            </a:graphic>
+          </wp:inline>
+        </w:drawing>
+      </w:r>
+    </w:p>
+    <w:p>
+      <w:pPr>
         <w:pStyle w:val="BodyText"/>
       </w:pPr>
       <w:r>
@@ -9672,8 +9799,8 @@
         <w:br w:type="page"/>
       </w:r>
     </w:p>
-    <w:bookmarkEnd w:id="86"/>
-    <w:bookmarkStart w:id="87" w:name="comparaisons-directes-entre-tests"/>
+    <w:bookmarkEnd w:id="89"/>
+    <w:bookmarkStart w:id="90" w:name="comparaisons-directes-entre-tests"/>
     <w:p>
       <w:pPr>
         <w:pStyle w:val="Heading2"/>
@@ -10620,8 +10747,8 @@
         <w:br w:type="page"/>
       </w:r>
     </w:p>
-    <w:bookmarkEnd w:id="87"/>
-    <w:bookmarkStart w:id="92" w:name="reproductibilité-inter-évaluateurs"/>
+    <w:bookmarkEnd w:id="90"/>
+    <w:bookmarkStart w:id="95" w:name="reproductibilité-inter-évaluateurs"/>
     <w:p>
       <w:pPr>
         <w:pStyle w:val="Heading2"/>
@@ -11123,7 +11250,7 @@
       <w:tr>
         <w:tc>
           <w:tcPr/>
-          <w:bookmarkStart w:id="91" w:name="fig-kappa-interobserver"/>
+          <w:bookmarkStart w:id="94" w:name="fig-kappa-interobserver"/>
           <w:p>
             <w:pPr>
               <w:pStyle w:val="Compact"/>
@@ -11134,18 +11261,18 @@
                 <wp:inline>
                   <wp:extent cx="5334000" cy="3556000"/>
                   <wp:effectExtent b="0" l="0" r="0" t="0"/>
-                  <wp:docPr descr="" title="" id="89" name="Picture"/>
+                  <wp:docPr descr="" title="" id="92" name="Picture"/>
                   <a:graphic>
                     <a:graphicData uri="http://schemas.openxmlformats.org/drawingml/2006/picture">
                       <pic:pic>
                         <pic:nvPicPr>
-                          <pic:cNvPr descr="these_brieuc_last_recueil_files/figure-docx/fig-kappa-interobserver-1.png" id="90" name="Picture"/>
+                          <pic:cNvPr descr="these_brieuc_last_recueil_files/figure-docx/fig-kappa-interobserver-1.png" id="93" name="Picture"/>
                           <pic:cNvPicPr>
                             <a:picLocks noChangeArrowheads="1" noChangeAspect="1"/>
                           </pic:cNvPicPr>
                         </pic:nvPicPr>
                         <pic:blipFill>
-                          <a:blip r:embed="rId88"/>
+                          <a:blip r:embed="rId91"/>
                           <a:stretch>
                             <a:fillRect/>
                           </a:stretch>
@@ -11185,7 +11312,7 @@
               <w:t xml:space="preserve">Figure 1: Kappa inter-observer agreement for each ultrasound test.</w:t>
             </w:r>
           </w:p>
-          <w:bookmarkEnd w:id="91"/>
+          <w:bookmarkEnd w:id="94"/>
         </w:tc>
       </w:tr>
     </w:tbl>
@@ -11289,8 +11416,8 @@
         <w:br w:type="page"/>
       </w:r>
     </w:p>
-    <w:bookmarkEnd w:id="92"/>
-    <w:bookmarkStart w:id="109" w:name="combinaisons-et-score-de-positivité-ulnt"/>
+    <w:bookmarkEnd w:id="95"/>
+    <w:bookmarkStart w:id="112" w:name="combinaisons-et-score-de-positivité-ulnt"/>
     <w:p>
       <w:pPr>
         <w:pStyle w:val="Heading2"/>
@@ -11479,7 +11606,7 @@
         <w:t xml:space="preserve">impose précisément quels tests doivent être positifs.</w:t>
       </w:r>
     </w:p>
-    <w:bookmarkStart w:id="93" w:name="combinaisons-conjonctives-prédéfinies"/>
+    <w:bookmarkStart w:id="96" w:name="combinaisons-conjonctives-prédéfinies"/>
     <w:p>
       <w:pPr>
         <w:pStyle w:val="Heading3"/>
@@ -13499,8 +13626,8 @@
         <w:br w:type="page"/>
       </w:r>
     </w:p>
-    <w:bookmarkEnd w:id="93"/>
-    <w:bookmarkStart w:id="108" w:name="X03dbcbbf9db0121bf925d0d666616bf3a5f62d7"/>
+    <w:bookmarkEnd w:id="96"/>
+    <w:bookmarkStart w:id="111" w:name="X03dbcbbf9db0121bf925d0d666616bf3a5f62d7"/>
     <w:p>
       <w:pPr>
         <w:pStyle w:val="Heading3"/>
@@ -14250,7 +14377,7 @@
         <w:t xml:space="preserve">de chaque test au gain de performance du score global.</w:t>
       </w:r>
     </w:p>
-    <w:bookmarkStart w:id="97" w:name="gain-de-sensibilité"/>
+    <w:bookmarkStart w:id="100" w:name="gain-de-sensibilité"/>
     <w:p>
       <w:pPr>
         <w:pStyle w:val="Heading4"/>
@@ -14604,18 +14731,18 @@
           <wp:inline>
             <wp:extent cx="5334000" cy="3333750"/>
             <wp:effectExtent b="0" l="0" r="0" t="0"/>
-            <wp:docPr descr="Contribution de chaque test au gain de sensibilité du score" title="" id="95" name="Picture"/>
+            <wp:docPr descr="Contribution de chaque test au gain de sensibilité du score" title="" id="98" name="Picture"/>
             <a:graphic>
               <a:graphicData uri="http://schemas.openxmlformats.org/drawingml/2006/picture">
                 <pic:pic>
                   <pic:nvPicPr>
-                    <pic:cNvPr descr="these_brieuc_last_recueil_files/figure-docx/score-contribution-se-plot-1.png" id="96" name="Picture"/>
+                    <pic:cNvPr descr="these_brieuc_last_recueil_files/figure-docx/score-contribution-se-plot-1.png" id="99" name="Picture"/>
                     <pic:cNvPicPr>
                       <a:picLocks noChangeArrowheads="1" noChangeAspect="1"/>
                     </pic:cNvPicPr>
                   </pic:nvPicPr>
                   <pic:blipFill>
-                    <a:blip r:embed="rId94"/>
+                    <a:blip r:embed="rId97"/>
                     <a:stretch>
                       <a:fillRect/>
                     </a:stretch>
@@ -14689,8 +14816,8 @@
         <w:t xml:space="preserve">a la contribution moyenne la plus forte au gain de sensibilité, cela signifie qu’il porte la plus grande part de la capacité de dépistage du score. L’ajout des autres tests n’apporte qu’un gain marginal par rapport à l’ULNT1 seul.</w:t>
       </w:r>
     </w:p>
-    <w:bookmarkEnd w:id="97"/>
-    <w:bookmarkStart w:id="107" w:name="gain-de-spécificité"/>
+    <w:bookmarkEnd w:id="100"/>
+    <w:bookmarkStart w:id="110" w:name="gain-de-spécificité"/>
     <w:p>
       <w:pPr>
         <w:pStyle w:val="Heading4"/>
@@ -15044,18 +15171,18 @@
           <wp:inline>
             <wp:extent cx="5334000" cy="3333750"/>
             <wp:effectExtent b="0" l="0" r="0" t="0"/>
-            <wp:docPr descr="Contribution de chaque test au pouvoir d’exclusion (Spécificité)" title="" id="99" name="Picture"/>
+            <wp:docPr descr="Contribution de chaque test au pouvoir d’exclusion (Spécificité)" title="" id="102" name="Picture"/>
             <a:graphic>
               <a:graphicData uri="http://schemas.openxmlformats.org/drawingml/2006/picture">
                 <pic:pic>
                   <pic:nvPicPr>
-                    <pic:cNvPr descr="these_brieuc_last_recueil_files/figure-docx/score-contribution-sp-plot-1.png" id="100" name="Picture"/>
+                    <pic:cNvPr descr="these_brieuc_last_recueil_files/figure-docx/score-contribution-sp-plot-1.png" id="103" name="Picture"/>
                     <pic:cNvPicPr>
                       <a:picLocks noChangeArrowheads="1" noChangeAspect="1"/>
                     </pic:cNvPicPr>
                   </pic:nvPicPr>
                   <pic:blipFill>
-                    <a:blip r:embed="rId98"/>
+                    <a:blip r:embed="rId101"/>
                     <a:stretch>
                       <a:fillRect/>
                     </a:stretch>
@@ -15163,18 +15290,18 @@
           <wp:inline>
             <wp:extent cx="5334000" cy="4267200"/>
             <wp:effectExtent b="0" l="0" r="0" t="0"/>
-            <wp:docPr descr="Arbitrage Sensibilité / Spécificité par seuil de score" title="" id="102" name="Picture"/>
+            <wp:docPr descr="Arbitrage Sensibilité / Spécificité par seuil de score" title="" id="105" name="Picture"/>
             <a:graphic>
               <a:graphicData uri="http://schemas.openxmlformats.org/drawingml/2006/picture">
                 <pic:pic>
                   <pic:nvPicPr>
-                    <pic:cNvPr descr="these_brieuc_last_recueil_files/figure-docx/score-thresholds-plot-1.png" id="103" name="Picture"/>
+                    <pic:cNvPr descr="these_brieuc_last_recueil_files/figure-docx/score-thresholds-plot-1.png" id="106" name="Picture"/>
                     <pic:cNvPicPr>
                       <a:picLocks noChangeArrowheads="1" noChangeAspect="1"/>
                     </pic:cNvPicPr>
                   </pic:nvPicPr>
                   <pic:blipFill>
-                    <a:blip r:embed="rId101"/>
+                    <a:blip r:embed="rId104"/>
                     <a:stretch>
                       <a:fillRect/>
                     </a:stretch>
@@ -15218,18 +15345,18 @@
           <wp:inline>
             <wp:extent cx="5334000" cy="5334000"/>
             <wp:effectExtent b="0" l="0" r="0" t="0"/>
-            <wp:docPr descr="Courbe ROC du score global (Nombre de tests positifs)" title="" id="105" name="Picture"/>
+            <wp:docPr descr="Courbe ROC du score global (Nombre de tests positifs)" title="" id="108" name="Picture"/>
             <a:graphic>
               <a:graphicData uri="http://schemas.openxmlformats.org/drawingml/2006/picture">
                 <pic:pic>
                   <pic:nvPicPr>
-                    <pic:cNvPr descr="these_brieuc_last_recueil_files/figure-docx/score-roc-curve-1.png" id="106" name="Picture"/>
+                    <pic:cNvPr descr="these_brieuc_last_recueil_files/figure-docx/score-roc-curve-1.png" id="109" name="Picture"/>
                     <pic:cNvPicPr>
                       <a:picLocks noChangeArrowheads="1" noChangeAspect="1"/>
                     </pic:cNvPicPr>
                   </pic:nvPicPr>
                   <pic:blipFill>
-                    <a:blip r:embed="rId104"/>
+                    <a:blip r:embed="rId107"/>
                     <a:stretch>
                       <a:fillRect/>
                     </a:stretch>
@@ -15265,14 +15392,62 @@
       </w:r>
     </w:p>
     <w:p>
+      <w:pPr>
+        <w:pStyle w:val="BodyText"/>
+      </w:pPr>
+      <w:r>
+        <w:t xml:space="preserve">::: {. callout-important title=</w:t>
+      </w:r>
+      <w:r>
+        <w:t xml:space="preserve">“ATTENTION BRIEUC”</w:t>
+      </w:r>
+      <w:r>
+        <w:t xml:space="preserve">}</w:t>
+      </w:r>
+      <w:r>
+        <w:t xml:space="preserve"> </w:t>
+      </w:r>
+      <w:r>
+        <w:t xml:space="preserve">- Les courbes ROC c’est vraiment pas terrible pour un score discret (c’est à dire uniquement des nombres entiers)</w:t>
+      </w:r>
+    </w:p>
+    <w:p>
+      <w:pPr>
+        <w:numPr>
+          <w:ilvl w:val="0"/>
+          <w:numId w:val="1031"/>
+        </w:numPr>
+      </w:pPr>
+      <w:r>
+        <w:t xml:space="preserve">Donc pas très joli : je le mettrais pas</w:t>
+      </w:r>
+    </w:p>
+    <w:p>
+      <w:pPr>
+        <w:numPr>
+          <w:ilvl w:val="0"/>
+          <w:numId w:val="1031"/>
+        </w:numPr>
+      </w:pPr>
+      <w:r>
+        <w:t xml:space="preserve">ÇA VA C’EST ÉCRIT ASSEZ GROS ??</w:t>
+      </w:r>
+      <w:r>
+        <w:t xml:space="preserve"> </w:t>
+      </w:r>
+      <w:r>
+        <w:t xml:space="preserve">:::</w:t>
+      </w:r>
+    </w:p>
+    <w:p>
       <w:r>
         <w:br w:type="page"/>
       </w:r>
     </w:p>
-    <w:bookmarkEnd w:id="107"/>
-    <w:bookmarkEnd w:id="108"/>
-    <w:bookmarkEnd w:id="109"/>
-    <w:bookmarkStart w:id="137" w:name="Xd9c2445cfe2dcec6a85ff49d15ae9240c0cf3af"/>
+    <w:bookmarkEnd w:id="110"/>
+    <w:bookmarkEnd w:id="111"/>
+    <w:bookmarkEnd w:id="112"/>
+    <w:bookmarkStart w:id="140" w:name="Xd9c2445cfe2dcec6a85ff49d15ae9240c0cf3af"/>
     <w:p>
       <w:pPr>
         <w:pStyle w:val="Heading2"/>
@@ -15289,7 +15464,7 @@
         <w:t xml:space="preserve">Résultats par niveau métamérique, exploratoires du fait des effectifs très faibles à certains niveaux.</w:t>
       </w:r>
     </w:p>
-    <w:bookmarkStart w:id="116" w:name="résumé-descriptif-par-niveau-métamérique"/>
+    <w:bookmarkStart w:id="119" w:name="résumé-descriptif-par-niveau-métamérique"/>
     <w:p>
       <w:pPr>
         <w:pStyle w:val="Heading3"/>
@@ -15779,67 +15954,12 @@
           <wp:inline>
             <wp:extent cx="5334000" cy="4267200"/>
             <wp:effectExtent b="0" l="0" r="0" t="0"/>
-            <wp:docPr descr="Effectif de NCB par niveau métamérique" title="" id="111" name="Picture"/>
+            <wp:docPr descr="Effectif de NCB par niveau métamérique" title="" id="114" name="Picture"/>
             <a:graphic>
               <a:graphicData uri="http://schemas.openxmlformats.org/drawingml/2006/picture">
                 <pic:pic>
                   <pic:nvPicPr>
-                    <pic:cNvPr descr="these_brieuc_last_recueil_files/figure-docx/results-by-level-rate-1.png" id="112" name="Picture"/>
-                    <pic:cNvPicPr>
-                      <a:picLocks noChangeArrowheads="1" noChangeAspect="1"/>
-                    </pic:cNvPicPr>
-                  </pic:nvPicPr>
-                  <pic:blipFill>
-                    <a:blip r:embed="rId110"/>
-                    <a:stretch>
-                      <a:fillRect/>
-                    </a:stretch>
-                  </pic:blipFill>
-                  <pic:spPr bwMode="auto">
-                    <a:xfrm>
-                      <a:off x="0" y="0"/>
-                      <a:ext cx="5334000" cy="4267200"/>
-                    </a:xfrm>
-                    <a:prstGeom prst="rect">
-                      <a:avLst/>
-                    </a:prstGeom>
-                    <a:noFill/>
-                    <a:ln w="9525">
-                      <a:noFill/>
-                      <a:headEnd/>
-                      <a:tailEnd/>
-                    </a:ln>
-                  </pic:spPr>
-                </pic:pic>
-              </a:graphicData>
-            </a:graphic>
-          </wp:inline>
-        </w:drawing>
-      </w:r>
-    </w:p>
-    <w:p>
-      <w:pPr>
-        <w:pStyle w:val="ImageCaption"/>
-      </w:pPr>
-      <w:r>
-        <w:t xml:space="preserve">Effectif de NCB par niveau métamérique</w:t>
-      </w:r>
-    </w:p>
-    <w:p>
-      <w:pPr>
-        <w:pStyle w:val="CaptionedFigure"/>
-      </w:pPr>
-      <w:r>
-        <w:drawing>
-          <wp:inline>
-            <wp:extent cx="5334000" cy="4267200"/>
-            <wp:effectExtent b="0" l="0" r="0" t="0"/>
-            <wp:docPr descr="Distribution du score ULNT selon le niveau métamérique" title="" id="114" name="Picture"/>
-            <a:graphic>
-              <a:graphicData uri="http://schemas.openxmlformats.org/drawingml/2006/picture">
-                <pic:pic>
-                  <pic:nvPicPr>
-                    <pic:cNvPr descr="these_brieuc_last_recueil_files/figure-docx/results-by-level-count-1.png" id="115" name="Picture"/>
+                    <pic:cNvPr descr="these_brieuc_last_recueil_files/figure-docx/results-by-level-rate-1.png" id="115" name="Picture"/>
                     <pic:cNvPicPr>
                       <a:picLocks noChangeArrowheads="1" noChangeAspect="1"/>
                     </pic:cNvPicPr>
@@ -15877,6 +15997,61 @@
         <w:pStyle w:val="ImageCaption"/>
       </w:pPr>
       <w:r>
+        <w:t xml:space="preserve">Effectif de NCB par niveau métamérique</w:t>
+      </w:r>
+    </w:p>
+    <w:p>
+      <w:pPr>
+        <w:pStyle w:val="CaptionedFigure"/>
+      </w:pPr>
+      <w:r>
+        <w:drawing>
+          <wp:inline>
+            <wp:extent cx="5334000" cy="4267200"/>
+            <wp:effectExtent b="0" l="0" r="0" t="0"/>
+            <wp:docPr descr="Distribution du score ULNT selon le niveau métamérique" title="" id="117" name="Picture"/>
+            <a:graphic>
+              <a:graphicData uri="http://schemas.openxmlformats.org/drawingml/2006/picture">
+                <pic:pic>
+                  <pic:nvPicPr>
+                    <pic:cNvPr descr="these_brieuc_last_recueil_files/figure-docx/results-by-level-count-1.png" id="118" name="Picture"/>
+                    <pic:cNvPicPr>
+                      <a:picLocks noChangeArrowheads="1" noChangeAspect="1"/>
+                    </pic:cNvPicPr>
+                  </pic:nvPicPr>
+                  <pic:blipFill>
+                    <a:blip r:embed="rId116"/>
+                    <a:stretch>
+                      <a:fillRect/>
+                    </a:stretch>
+                  </pic:blipFill>
+                  <pic:spPr bwMode="auto">
+                    <a:xfrm>
+                      <a:off x="0" y="0"/>
+                      <a:ext cx="5334000" cy="4267200"/>
+                    </a:xfrm>
+                    <a:prstGeom prst="rect">
+                      <a:avLst/>
+                    </a:prstGeom>
+                    <a:noFill/>
+                    <a:ln w="9525">
+                      <a:noFill/>
+                      <a:headEnd/>
+                      <a:tailEnd/>
+                    </a:ln>
+                  </pic:spPr>
+                </pic:pic>
+              </a:graphicData>
+            </a:graphic>
+          </wp:inline>
+        </w:drawing>
+      </w:r>
+    </w:p>
+    <w:p>
+      <w:pPr>
+        <w:pStyle w:val="ImageCaption"/>
+      </w:pPr>
+      <w:r>
         <w:t xml:space="preserve">Distribution du score ULNT selon le niveau métamérique</w:t>
       </w:r>
     </w:p>
@@ -15884,7 +16059,7 @@
       <w:pPr>
         <w:numPr>
           <w:ilvl w:val="0"/>
-          <w:numId w:val="1031"/>
+          <w:numId w:val="1032"/>
         </w:numPr>
       </w:pPr>
       <w:r>
@@ -15950,7 +16125,7 @@
       <w:pPr>
         <w:numPr>
           <w:ilvl w:val="0"/>
-          <w:numId w:val="1031"/>
+          <w:numId w:val="1032"/>
         </w:numPr>
       </w:pPr>
       <w:r>
@@ -15977,8 +16152,8 @@
         <w:br w:type="page"/>
       </w:r>
     </w:p>
-    <w:bookmarkEnd w:id="116"/>
-    <w:bookmarkStart w:id="125" w:name="X24df2f30bf32bdef8b2f19a40875147e62cc664"/>
+    <w:bookmarkEnd w:id="119"/>
+    <w:bookmarkStart w:id="128" w:name="X24df2f30bf32bdef8b2f19a40875147e62cc664"/>
     <w:p>
       <w:pPr>
         <w:pStyle w:val="Heading3"/>
@@ -16008,7 +16183,7 @@
       <w:tr>
         <w:tc>
           <w:tcPr/>
-          <w:bookmarkStart w:id="120" w:name="fig-gs-positive-level"/>
+          <w:bookmarkStart w:id="123" w:name="fig-gs-positive-level"/>
           <w:p>
             <w:pPr>
               <w:pStyle w:val="Compact"/>
@@ -16019,18 +16194,18 @@
                 <wp:inline>
                   <wp:extent cx="5334000" cy="4267200"/>
                   <wp:effectExtent b="0" l="0" r="0" t="0"/>
-                  <wp:docPr descr="" title="" id="118" name="Picture"/>
+                  <wp:docPr descr="" title="" id="121" name="Picture"/>
                   <a:graphic>
                     <a:graphicData uri="http://schemas.openxmlformats.org/drawingml/2006/picture">
                       <pic:pic>
                         <pic:nvPicPr>
-                          <pic:cNvPr descr="these_brieuc_last_recueil_files/figure-docx/fig-gs-positive-level-1.png" id="119" name="Picture"/>
+                          <pic:cNvPr descr="these_brieuc_last_recueil_files/figure-docx/fig-gs-positive-level-1.png" id="122" name="Picture"/>
                           <pic:cNvPicPr>
                             <a:picLocks noChangeArrowheads="1" noChangeAspect="1"/>
                           </pic:cNvPicPr>
                         </pic:nvPicPr>
                         <pic:blipFill>
-                          <a:blip r:embed="rId117"/>
+                          <a:blip r:embed="rId120"/>
                           <a:stretch>
                             <a:fillRect/>
                           </a:stretch>
@@ -16070,7 +16245,7 @@
               <w:t xml:space="preserve">Figure 2: Répartition des niveaux métamériques uniquement chez les cas confirmés</w:t>
             </w:r>
           </w:p>
-          <w:bookmarkEnd w:id="120"/>
+          <w:bookmarkEnd w:id="123"/>
         </w:tc>
       </w:tr>
     </w:tbl>
@@ -16087,7 +16262,7 @@
       <w:tr>
         <w:tc>
           <w:tcPr/>
-          <w:bookmarkStart w:id="124" w:name="fig-gs-positive-score"/>
+          <w:bookmarkStart w:id="127" w:name="fig-gs-positive-score"/>
           <w:p>
             <w:pPr>
               <w:pStyle w:val="Compact"/>
@@ -16098,18 +16273,18 @@
                 <wp:inline>
                   <wp:extent cx="5334000" cy="4267200"/>
                   <wp:effectExtent b="0" l="0" r="0" t="0"/>
-                  <wp:docPr descr="" title="" id="122" name="Picture"/>
+                  <wp:docPr descr="" title="" id="125" name="Picture"/>
                   <a:graphic>
                     <a:graphicData uri="http://schemas.openxmlformats.org/drawingml/2006/picture">
                       <pic:pic>
                         <pic:nvPicPr>
-                          <pic:cNvPr descr="these_brieuc_last_recueil_files/figure-docx/fig-gs-positive-score-1.png" id="123" name="Picture"/>
+                          <pic:cNvPr descr="these_brieuc_last_recueil_files/figure-docx/fig-gs-positive-score-1.png" id="126" name="Picture"/>
                           <pic:cNvPicPr>
                             <a:picLocks noChangeArrowheads="1" noChangeAspect="1"/>
                           </pic:cNvPicPr>
                         </pic:nvPicPr>
                         <pic:blipFill>
-                          <a:blip r:embed="rId121"/>
+                          <a:blip r:embed="rId124"/>
                           <a:stretch>
                             <a:fillRect/>
                           </a:stretch>
@@ -16149,12 +16324,12 @@
               <w:t xml:space="preserve">Figure 3: Score ULNT par niveau chez les patients confirmés</w:t>
             </w:r>
           </w:p>
-          <w:bookmarkEnd w:id="124"/>
+          <w:bookmarkEnd w:id="127"/>
         </w:tc>
       </w:tr>
     </w:tbl>
-    <w:bookmarkEnd w:id="125"/>
-    <w:bookmarkStart w:id="131" w:name="X703fe49374d10f2f062ed2a4e9ff6878570202b"/>
+    <w:bookmarkEnd w:id="128"/>
+    <w:bookmarkStart w:id="134" w:name="X703fe49374d10f2f062ed2a4e9ff6878570202b"/>
     <w:p>
       <w:pPr>
         <w:pStyle w:val="Heading3"/>
@@ -16184,30 +16359,30 @@
       <w:tr>
         <w:tc>
           <w:tcPr/>
-          <w:bookmarkStart w:id="130" w:name="fig-level-performance-individual"/>
-          <w:p>
-            <w:pPr>
-              <w:pStyle w:val="Compact"/>
-              <w:jc w:val="center"/>
-            </w:pPr>
-            <w:bookmarkStart w:id="129" w:name="fig-level-performance-individual"/>
+          <w:bookmarkStart w:id="133" w:name="fig-level-performance-individual"/>
+          <w:p>
+            <w:pPr>
+              <w:pStyle w:val="Compact"/>
+              <w:jc w:val="center"/>
+            </w:pPr>
+            <w:bookmarkStart w:id="132" w:name="fig-level-performance-individual"/>
             <w:r>
               <w:drawing>
                 <wp:inline>
                   <wp:extent cx="5334000" cy="7467600"/>
                   <wp:effectExtent b="0" l="0" r="0" t="0"/>
-                  <wp:docPr descr="" title="" id="127" name="Picture"/>
+                  <wp:docPr descr="" title="" id="130" name="Picture"/>
                   <a:graphic>
                     <a:graphicData uri="http://schemas.openxmlformats.org/drawingml/2006/picture">
                       <pic:pic>
                         <pic:nvPicPr>
-                          <pic:cNvPr descr="these_brieuc_last_recueil_files/figure-docx/fig-level-performance-individual-1.png" id="128" name="Picture"/>
+                          <pic:cNvPr descr="these_brieuc_last_recueil_files/figure-docx/fig-level-performance-individual-1.png" id="131" name="Picture"/>
                           <pic:cNvPicPr>
                             <a:picLocks noChangeArrowheads="1" noChangeAspect="1"/>
                           </pic:cNvPicPr>
                         </pic:nvPicPr>
                         <pic:blipFill>
-                          <a:blip r:embed="rId126"/>
+                          <a:blip r:embed="rId129"/>
                           <a:stretch>
                             <a:fillRect/>
                           </a:stretch>
@@ -16233,7 +16408,7 @@
                 </wp:inline>
               </w:drawing>
             </w:r>
-            <w:bookmarkEnd w:id="129"/>
+            <w:bookmarkEnd w:id="132"/>
           </w:p>
           <w:p>
             <w:pPr>
@@ -16248,7 +16423,7 @@
               <w:t xml:space="preserve">Figure 4</w:t>
             </w:r>
           </w:p>
-          <w:bookmarkEnd w:id="130"/>
+          <w:bookmarkEnd w:id="133"/>
         </w:tc>
       </w:tr>
     </w:tbl>
@@ -16257,8 +16432,8 @@
         <w:br w:type="page"/>
       </w:r>
     </w:p>
-    <w:bookmarkEnd w:id="131"/>
-    <w:bookmarkStart w:id="132" w:name="X764f10c84694496ac6af7847083466b3b77ca36"/>
+    <w:bookmarkEnd w:id="134"/>
+    <w:bookmarkStart w:id="135" w:name="X764f10c84694496ac6af7847083466b3b77ca36"/>
     <w:p>
       <w:pPr>
         <w:pStyle w:val="Heading3"/>
@@ -18612,7 +18787,7 @@
       <w:pPr>
         <w:numPr>
           <w:ilvl w:val="0"/>
-          <w:numId w:val="1032"/>
+          <w:numId w:val="1033"/>
         </w:numPr>
       </w:pPr>
       <w:r>
@@ -18623,7 +18798,7 @@
       <w:pPr>
         <w:numPr>
           <w:ilvl w:val="0"/>
-          <w:numId w:val="1032"/>
+          <w:numId w:val="1033"/>
         </w:numPr>
       </w:pPr>
       <w:r>
@@ -18665,7 +18840,7 @@
         <w:pStyle w:val="Compact"/>
         <w:numPr>
           <w:ilvl w:val="1"/>
-          <w:numId w:val="1033"/>
+          <w:numId w:val="1034"/>
         </w:numPr>
       </w:pPr>
       <w:r>
@@ -18698,8 +18873,8 @@
         <w:br w:type="page"/>
       </w:r>
     </w:p>
-    <w:bookmarkEnd w:id="132"/>
-    <w:bookmarkStart w:id="136" w:name="Xf6491717f535a2e18f273658a84a918bff84356"/>
+    <w:bookmarkEnd w:id="135"/>
+    <w:bookmarkStart w:id="139" w:name="Xf6491717f535a2e18f273658a84a918bff84356"/>
     <w:p>
       <w:pPr>
         <w:pStyle w:val="Heading3"/>
@@ -18717,18 +18892,18 @@
           <wp:inline>
             <wp:extent cx="5334000" cy="4267200"/>
             <wp:effectExtent b="0" l="0" r="0" t="0"/>
-            <wp:docPr descr="Sensibilité et spécificité par niveau métamérique pour chaque test" title="" id="134" name="Picture"/>
+            <wp:docPr descr="Sensibilité et spécificité par niveau métamérique pour chaque test" title="" id="137" name="Picture"/>
             <a:graphic>
               <a:graphicData uri="http://schemas.openxmlformats.org/drawingml/2006/picture">
                 <pic:pic>
                   <pic:nvPicPr>
-                    <pic:cNvPr descr="these_brieuc_last_recueil_files/figure-docx/results-by-level-test-metric-plot-1.png" id="135" name="Picture"/>
+                    <pic:cNvPr descr="these_brieuc_last_recueil_files/figure-docx/results-by-level-test-metric-plot-1.png" id="138" name="Picture"/>
                     <pic:cNvPicPr>
                       <a:picLocks noChangeArrowheads="1" noChangeAspect="1"/>
                     </pic:cNvPicPr>
                   </pic:nvPicPr>
                   <pic:blipFill>
-                    <a:blip r:embed="rId133"/>
+                    <a:blip r:embed="rId136"/>
                     <a:stretch>
                       <a:fillRect/>
                     </a:stretch>
@@ -21350,9 +21525,9 @@
         <w:br w:type="page"/>
       </w:r>
     </w:p>
-    <w:bookmarkEnd w:id="136"/>
-    <w:bookmarkEnd w:id="137"/>
-    <w:bookmarkStart w:id="141" w:name="analyses-par-niveau-métamérique-regroupé"/>
+    <w:bookmarkEnd w:id="139"/>
+    <w:bookmarkEnd w:id="140"/>
+    <w:bookmarkStart w:id="144" w:name="analyses-par-niveau-métamérique-regroupé"/>
     <w:p>
       <w:pPr>
         <w:pStyle w:val="Heading2"/>
@@ -21656,18 +21831,18 @@
           <wp:inline>
             <wp:extent cx="5334000" cy="4267200"/>
             <wp:effectExtent b="0" l="0" r="0" t="0"/>
-            <wp:docPr descr="Sensibilité et Spécificité (ULNT1) selon l’étage métamérique" title="" id="139" name="Picture"/>
+            <wp:docPr descr="Sensibilité et Spécificité (ULNT1) selon l’étage métamérique" title="" id="142" name="Picture"/>
             <a:graphic>
               <a:graphicData uri="http://schemas.openxmlformats.org/drawingml/2006/picture">
                 <pic:pic>
                   <pic:nvPicPr>
-                    <pic:cNvPr descr="these_brieuc_last_recueil_files/figure-docx/level-grouped-plot-1.png" id="140" name="Picture"/>
+                    <pic:cNvPr descr="these_brieuc_last_recueil_files/figure-docx/level-grouped-plot-1.png" id="143" name="Picture"/>
                     <pic:cNvPicPr>
                       <a:picLocks noChangeArrowheads="1" noChangeAspect="1"/>
                     </pic:cNvPicPr>
                   </pic:nvPicPr>
                   <pic:blipFill>
-                    <a:blip r:embed="rId138"/>
+                    <a:blip r:embed="rId141"/>
                     <a:stretch>
                       <a:fillRect/>
                     </a:stretch>
@@ -21715,8 +21890,8 @@
         <w:br w:type="page"/>
       </w:r>
     </w:p>
-    <w:bookmarkEnd w:id="141"/>
-    <w:bookmarkStart w:id="144" w:name="X5f2088ebd1452b5ba2e72bca91cf173f1488185"/>
+    <w:bookmarkEnd w:id="144"/>
+    <w:bookmarkStart w:id="147" w:name="X5f2088ebd1452b5ba2e72bca91cf173f1488185"/>
     <w:p>
       <w:pPr>
         <w:pStyle w:val="Heading2"/>
@@ -21977,7 +22152,7 @@
         </w:tc>
       </w:tr>
     </w:tbl>
-    <w:bookmarkStart w:id="142" w:name="interprétation-4"/>
+    <w:bookmarkStart w:id="145" w:name="interprétation-4"/>
     <w:p>
       <w:pPr>
         <w:pStyle w:val="Heading3"/>
@@ -21999,7 +22174,7 @@
         <w:pStyle w:val="Compact"/>
         <w:numPr>
           <w:ilvl w:val="0"/>
-          <w:numId w:val="1034"/>
+          <w:numId w:val="1035"/>
         </w:numPr>
       </w:pPr>
       <w:r>
@@ -22021,7 +22196,7 @@
         <w:pStyle w:val="Compact"/>
         <w:numPr>
           <w:ilvl w:val="0"/>
-          <w:numId w:val="1034"/>
+          <w:numId w:val="1035"/>
         </w:numPr>
       </w:pPr>
       <w:r>
@@ -22043,7 +22218,7 @@
         <w:pStyle w:val="Compact"/>
         <w:numPr>
           <w:ilvl w:val="0"/>
-          <w:numId w:val="1034"/>
+          <w:numId w:val="1035"/>
         </w:numPr>
       </w:pPr>
       <w:r>
@@ -22078,8 +22253,8 @@
         <w:t xml:space="preserve">Cette étude doit être considérée comme une étape exploratoire robuste. Elle démontre une hiérarchie claire entre les tests, mais confirme qu’une étude de confirmation visant une précision étroite nécessiterait une cohorte plus large, d’environ 93 patients avec la prévalence observée, pour compenser une spécificité plus faible qu’attendu.</w:t>
       </w:r>
     </w:p>
-    <w:bookmarkEnd w:id="142"/>
-    <w:bookmarkStart w:id="143" w:name="X327af1bda9aaac52b4ba9f934de637f25ad4f79"/>
+    <w:bookmarkEnd w:id="145"/>
+    <w:bookmarkStart w:id="146" w:name="X327af1bda9aaac52b4ba9f934de637f25ad4f79"/>
     <w:p>
       <w:pPr>
         <w:pStyle w:val="Heading3"/>
@@ -22101,9 +22276,9 @@
         <w:br w:type="page"/>
       </w:r>
     </w:p>
-    <w:bookmarkEnd w:id="143"/>
-    <w:bookmarkEnd w:id="144"/>
-    <w:bookmarkStart w:id="164" w:name="Xa74f6e5e5a07d3b1e6f81174b7b050bbc6693ee"/>
+    <w:bookmarkEnd w:id="146"/>
+    <w:bookmarkEnd w:id="147"/>
+    <w:bookmarkStart w:id="167" w:name="Xa74f6e5e5a07d3b1e6f81174b7b050bbc6693ee"/>
     <w:p>
       <w:pPr>
         <w:pStyle w:val="Heading2"/>
@@ -22171,7 +22346,7 @@
       <w:pPr>
         <w:numPr>
           <w:ilvl w:val="0"/>
-          <w:numId w:val="1035"/>
+          <w:numId w:val="1036"/>
         </w:numPr>
       </w:pPr>
       <w:r>
@@ -22197,7 +22372,7 @@
       <w:pPr>
         <w:numPr>
           <w:ilvl w:val="0"/>
-          <w:numId w:val="1035"/>
+          <w:numId w:val="1036"/>
         </w:numPr>
       </w:pPr>
       <w:r>
@@ -22219,7 +22394,7 @@
         <w:t xml:space="preserve">final positif. Cette approche est volontairement stricte et doit être interprétée comme une analyse exploratoire.</w:t>
       </w:r>
     </w:p>
-    <w:bookmarkStart w:id="152" w:name="Xa192f37cf83a10b999fde97a2d384c51e445d4f"/>
+    <w:bookmarkStart w:id="155" w:name="Xa192f37cf83a10b999fde97a2d384c51e445d4f"/>
     <w:p>
       <w:pPr>
         <w:pStyle w:val="Heading3"/>
@@ -22288,7 +22463,7 @@
         <w:t xml:space="preserve">(26 cas positifs avec confirmation par infiltration et 26 cas négatifs du gold standard final).</w:t>
       </w:r>
     </w:p>
-    <w:bookmarkStart w:id="151" w:name="Xd66c688fc52a650573970ca45f422c6ebf5cd42"/>
+    <w:bookmarkStart w:id="154" w:name="Xd66c688fc52a650573970ca45f422c6ebf5cd42"/>
     <w:p>
       <w:pPr>
         <w:pStyle w:val="Heading4"/>
@@ -22343,7 +22518,7 @@
       <w:tr>
         <w:tc>
           <w:tcPr/>
-          <w:bookmarkStart w:id="145" w:name="tbl-strong-a1-indiv"/>
+          <w:bookmarkStart w:id="148" w:name="tbl-strong-a1-indiv"/>
           <w:p>
             <w:pPr>
               <w:jc w:val="center"/>
@@ -22842,7 +23017,7 @@
               </w:tc>
             </w:tr>
           </w:tbl>
-          <w:bookmarkEnd w:id="145"/>
+          <w:bookmarkEnd w:id="148"/>
           <w:p/>
         </w:tc>
       </w:tr>
@@ -22868,7 +23043,7 @@
       <w:tr>
         <w:tc>
           <w:tcPr/>
-          <w:bookmarkStart w:id="146" w:name="tbl-comp-a1-sensi"/>
+          <w:bookmarkStart w:id="149" w:name="tbl-comp-a1-sensi"/>
           <w:p>
             <w:pPr>
               <w:jc w:val="center"/>
@@ -23102,7 +23277,7 @@
               </w:tc>
             </w:tr>
           </w:tbl>
-          <w:bookmarkEnd w:id="146"/>
+          <w:bookmarkEnd w:id="149"/>
           <w:p/>
         </w:tc>
       </w:tr>
@@ -23128,7 +23303,7 @@
       <w:tr>
         <w:tc>
           <w:tcPr/>
-          <w:bookmarkStart w:id="147" w:name="tbl-strong-a1-comb"/>
+          <w:bookmarkStart w:id="150" w:name="tbl-strong-a1-comb"/>
           <w:p>
             <w:pPr>
               <w:jc w:val="center"/>
@@ -24278,7 +24453,7 @@
               </w:tc>
             </w:tr>
           </w:tbl>
-          <w:bookmarkEnd w:id="147"/>
+          <w:bookmarkEnd w:id="150"/>
           <w:p/>
         </w:tc>
       </w:tr>
@@ -24304,7 +24479,7 @@
       <w:tr>
         <w:tc>
           <w:tcPr/>
-          <w:bookmarkStart w:id="148" w:name="tbl-comp-a1-comb"/>
+          <w:bookmarkStart w:id="151" w:name="tbl-comp-a1-comb"/>
           <w:p>
             <w:pPr>
               <w:jc w:val="center"/>
@@ -24825,7 +25000,7 @@
               </w:tc>
             </w:tr>
           </w:tbl>
-          <w:bookmarkEnd w:id="148"/>
+          <w:bookmarkEnd w:id="151"/>
           <w:p/>
         </w:tc>
       </w:tr>
@@ -24851,7 +25026,7 @@
       <w:tr>
         <w:tc>
           <w:tcPr/>
-          <w:bookmarkStart w:id="149" w:name="tbl-strong-a1-score"/>
+          <w:bookmarkStart w:id="152" w:name="tbl-strong-a1-score"/>
           <w:p>
             <w:pPr>
               <w:jc w:val="center"/>
@@ -25350,7 +25525,7 @@
               </w:tc>
             </w:tr>
           </w:tbl>
-          <w:bookmarkEnd w:id="149"/>
+          <w:bookmarkEnd w:id="152"/>
           <w:p/>
         </w:tc>
       </w:tr>
@@ -25376,7 +25551,7 @@
       <w:tr>
         <w:tc>
           <w:tcPr/>
-          <w:bookmarkStart w:id="150" w:name="tbl-comp-a1-score"/>
+          <w:bookmarkStart w:id="153" w:name="tbl-comp-a1-score"/>
           <w:p>
             <w:pPr>
               <w:jc w:val="center"/>
@@ -25610,7 +25785,7 @@
               </w:tc>
             </w:tr>
           </w:tbl>
-          <w:bookmarkEnd w:id="150"/>
+          <w:bookmarkEnd w:id="153"/>
           <w:p/>
         </w:tc>
       </w:tr>
@@ -25620,9 +25795,9 @@
         <w:br w:type="page"/>
       </w:r>
     </w:p>
-    <w:bookmarkEnd w:id="151"/>
-    <w:bookmarkEnd w:id="152"/>
-    <w:bookmarkStart w:id="163" w:name="Xfc1f0e7fb5d30fbf15f6f63ce4005f3bfc8dd76"/>
+    <w:bookmarkEnd w:id="154"/>
+    <w:bookmarkEnd w:id="155"/>
+    <w:bookmarkStart w:id="166" w:name="Xfc1f0e7fb5d30fbf15f6f63ce4005f3bfc8dd76"/>
     <w:p>
       <w:pPr>
         <w:pStyle w:val="Heading3"/>
@@ -25693,7 +25868,7 @@
         <w:t xml:space="preserve">), avec 26 cas positifs confirmés par infiltration et 45 cas classés négatifs dans cette définition secondaire.</w:t>
       </w:r>
     </w:p>
-    <w:bookmarkStart w:id="162" w:name="X8dc8954848c8982c78d0f98ab6d387465f3dc1d"/>
+    <w:bookmarkStart w:id="165" w:name="X8dc8954848c8982c78d0f98ab6d387465f3dc1d"/>
     <w:p>
       <w:pPr>
         <w:pStyle w:val="Heading4"/>
@@ -25747,7 +25922,7 @@
       <w:pPr>
         <w:numPr>
           <w:ilvl w:val="0"/>
-          <w:numId w:val="1036"/>
+          <w:numId w:val="1037"/>
         </w:numPr>
       </w:pPr>
       <w:r>
@@ -25773,7 +25948,7 @@
       <w:pPr>
         <w:numPr>
           <w:ilvl w:val="0"/>
-          <w:numId w:val="1036"/>
+          <w:numId w:val="1037"/>
         </w:numPr>
       </w:pPr>
       <w:r>
@@ -25820,7 +25995,7 @@
       <w:tr>
         <w:tc>
           <w:tcPr/>
-          <w:bookmarkStart w:id="153" w:name="tbl-strong-a2-indiv"/>
+          <w:bookmarkStart w:id="156" w:name="tbl-strong-a2-indiv"/>
           <w:p>
             <w:pPr>
               <w:jc w:val="center"/>
@@ -26319,7 +26494,7 @@
               </w:tc>
             </w:tr>
           </w:tbl>
-          <w:bookmarkEnd w:id="153"/>
+          <w:bookmarkEnd w:id="156"/>
           <w:p/>
         </w:tc>
       </w:tr>
@@ -26345,7 +26520,7 @@
       <w:tr>
         <w:tc>
           <w:tcPr/>
-          <w:bookmarkStart w:id="154" w:name="tbl-comp-a2-spe"/>
+          <w:bookmarkStart w:id="157" w:name="tbl-comp-a2-spe"/>
           <w:p>
             <w:pPr>
               <w:jc w:val="center"/>
@@ -26579,7 +26754,7 @@
               </w:tc>
             </w:tr>
           </w:tbl>
-          <w:bookmarkEnd w:id="154"/>
+          <w:bookmarkEnd w:id="157"/>
           <w:p/>
         </w:tc>
       </w:tr>
@@ -26605,7 +26780,7 @@
       <w:tr>
         <w:tc>
           <w:tcPr/>
-          <w:bookmarkStart w:id="155" w:name="tbl-strong-a2-comb"/>
+          <w:bookmarkStart w:id="158" w:name="tbl-strong-a2-comb"/>
           <w:p>
             <w:pPr>
               <w:jc w:val="center"/>
@@ -27755,7 +27930,7 @@
               </w:tc>
             </w:tr>
           </w:tbl>
-          <w:bookmarkEnd w:id="155"/>
+          <w:bookmarkEnd w:id="158"/>
           <w:p/>
         </w:tc>
       </w:tr>
@@ -27781,7 +27956,7 @@
       <w:tr>
         <w:tc>
           <w:tcPr/>
-          <w:bookmarkStart w:id="156" w:name="tbl-comp-a2-comb"/>
+          <w:bookmarkStart w:id="159" w:name="tbl-comp-a2-comb"/>
           <w:p>
             <w:pPr>
               <w:jc w:val="center"/>
@@ -28617,7 +28792,7 @@
               </w:tc>
             </w:tr>
           </w:tbl>
-          <w:bookmarkEnd w:id="156"/>
+          <w:bookmarkEnd w:id="159"/>
           <w:p/>
         </w:tc>
       </w:tr>
@@ -28643,7 +28818,7 @@
       <w:tr>
         <w:tc>
           <w:tcPr/>
-          <w:bookmarkStart w:id="157" w:name="tbl-strong-a2-score"/>
+          <w:bookmarkStart w:id="160" w:name="tbl-strong-a2-score"/>
           <w:p>
             <w:pPr>
               <w:jc w:val="center"/>
@@ -29142,7 +29317,7 @@
               </w:tc>
             </w:tr>
           </w:tbl>
-          <w:bookmarkEnd w:id="157"/>
+          <w:bookmarkEnd w:id="160"/>
           <w:p/>
         </w:tc>
       </w:tr>
@@ -29168,7 +29343,7 @@
       <w:tr>
         <w:tc>
           <w:tcPr/>
-          <w:bookmarkStart w:id="158" w:name="tbl-comp-a2-score"/>
+          <w:bookmarkStart w:id="161" w:name="tbl-comp-a2-score"/>
           <w:p>
             <w:pPr>
               <w:jc w:val="center"/>
@@ -29535,13 +29710,13 @@
               </w:tc>
             </w:tr>
           </w:tbl>
-          <w:bookmarkEnd w:id="158"/>
+          <w:bookmarkEnd w:id="161"/>
           <w:p/>
         </w:tc>
       </w:tr>
     </w:tbl>
-    <w:bookmarkStart w:id="161" w:name="refs"/>
-    <w:bookmarkStart w:id="160" w:name="X130cc6218cdcb99520dccce7f8b213552eaa63a"/>
+    <w:bookmarkStart w:id="164" w:name="refs"/>
+    <w:bookmarkStart w:id="163" w:name="X130cc6218cdcb99520dccce7f8b213552eaa63a"/>
     <w:p>
       <w:pPr>
         <w:pStyle w:val="Bibliography"/>
@@ -29555,7 +29730,7 @@
       <w:r>
         <w:t xml:space="preserve">“</w:t>
       </w:r>
-      <w:hyperlink r:id="rId159">
+      <w:hyperlink r:id="rId162">
         <w:r>
           <w:rPr>
             <w:rStyle w:val="Hyperlink"/>
@@ -29583,12 +29758,12 @@
         <w:t xml:space="preserve">33 (1): 159–74.</w:t>
       </w:r>
     </w:p>
-    <w:bookmarkEnd w:id="160"/>
-    <w:bookmarkEnd w:id="161"/>
-    <w:bookmarkEnd w:id="162"/>
     <w:bookmarkEnd w:id="163"/>
     <w:bookmarkEnd w:id="164"/>
     <w:bookmarkEnd w:id="165"/>
+    <w:bookmarkEnd w:id="166"/>
+    <w:bookmarkEnd w:id="167"/>
+    <w:bookmarkEnd w:id="168"/>
     <w:sectPr>
       <w:footnotePr>
         <w:numRestart w:val="eachSect"/>
@@ -29990,6 +30165,9 @@
     <w:abstractNumId w:val="991"/>
   </w:num>
   <w:num w:numId="1034">
+    <w:abstractNumId w:val="991"/>
+  </w:num>
+  <w:num w:numId="1035">
     <w:abstractNumId w:val="99411"/>
     <w:lvlOverride w:ilvl="0">
       <w:startOverride w:val="1"/>
@@ -30019,10 +30197,10 @@
       <w:startOverride w:val="1"/>
     </w:lvlOverride>
   </w:num>
-  <w:num w:numId="1035">
+  <w:num w:numId="1036">
     <w:abstractNumId w:val="991"/>
   </w:num>
-  <w:num w:numId="1036">
+  <w:num w:numId="1037">
     <w:abstractNumId w:val="991"/>
   </w:num>
 </w:numbering>

--- a/docs/these_brieuc_last_recueil.docx
+++ b/docs/these_brieuc_last_recueil.docx
@@ -2128,7 +2128,7 @@
       </w:r>
     </w:p>
     <w:bookmarkEnd w:id="29"/>
-    <w:bookmarkStart w:id="168" w:name="résultats"/>
+    <w:bookmarkStart w:id="170" w:name="résultats"/>
     <w:p>
       <w:pPr>
         <w:pStyle w:val="Heading1"/>
@@ -11417,7 +11417,7 @@
       </w:r>
     </w:p>
     <w:bookmarkEnd w:id="95"/>
-    <w:bookmarkStart w:id="112" w:name="combinaisons-et-score-de-positivité-ulnt"/>
+    <w:bookmarkStart w:id="114" w:name="combinaisons-et-score-de-positivité-ulnt"/>
     <w:p>
       <w:pPr>
         <w:pStyle w:val="Heading2"/>
@@ -13627,7 +13627,7 @@
       </w:r>
     </w:p>
     <w:bookmarkEnd w:id="96"/>
-    <w:bookmarkStart w:id="111" w:name="X03dbcbbf9db0121bf925d0d666616bf3a5f62d7"/>
+    <w:bookmarkStart w:id="113" w:name="X03dbcbbf9db0121bf925d0d666616bf3a5f62d7"/>
     <w:p>
       <w:pPr>
         <w:pStyle w:val="Heading3"/>
@@ -14817,7 +14817,7 @@
       </w:r>
     </w:p>
     <w:bookmarkEnd w:id="100"/>
-    <w:bookmarkStart w:id="110" w:name="gain-de-spécificité"/>
+    <w:bookmarkStart w:id="112" w:name="gain-de-spécificité"/>
     <w:p>
       <w:pPr>
         <w:pStyle w:val="Heading4"/>
@@ -15391,63 +15391,153 @@
         <w:t xml:space="preserve">Courbe ROC du score global (Nombre de tests positifs)</w:t>
       </w:r>
     </w:p>
-    <w:p>
-      <w:pPr>
-        <w:pStyle w:val="BodyText"/>
-      </w:pPr>
-      <w:r>
-        <w:t xml:space="preserve">::: {. callout-important title=</w:t>
-      </w:r>
-      <w:r>
-        <w:t xml:space="preserve">“ATTENTION BRIEUC”</w:t>
-      </w:r>
-      <w:r>
-        <w:t xml:space="preserve">}</w:t>
-      </w:r>
-      <w:r>
-        <w:t xml:space="preserve"> </w:t>
-      </w:r>
-      <w:r>
-        <w:t xml:space="preserve">- Les courbes ROC c’est vraiment pas terrible pour un score discret (c’est à dire uniquement des nombres entiers)</w:t>
-      </w:r>
-    </w:p>
-    <w:p>
-      <w:pPr>
-        <w:numPr>
-          <w:ilvl w:val="0"/>
-          <w:numId w:val="1031"/>
-        </w:numPr>
-      </w:pPr>
-      <w:r>
-        <w:t xml:space="preserve">Donc pas très joli : je le mettrais pas</w:t>
-      </w:r>
-    </w:p>
-    <w:p>
-      <w:pPr>
-        <w:numPr>
-          <w:ilvl w:val="0"/>
-          <w:numId w:val="1031"/>
-        </w:numPr>
-      </w:pPr>
-      <w:r>
-        <w:t xml:space="preserve">ÇA VA C’EST ÉCRIT ASSEZ GROS ??</w:t>
-      </w:r>
-      <w:r>
-        <w:t xml:space="preserve"> </w:t>
-      </w:r>
-      <w:r>
-        <w:t xml:space="preserve">:::</w:t>
-      </w:r>
-    </w:p>
+    <w:tbl>
+      <w:tblPr>
+        <w:tblStyle w:val="Table"/>
+        <w:tblLook w:firstRow="0" w:lastRow="0" w:firstColumn="0" w:lastColumn="0" w:noHBand="0" w:noVBand="0" w:val="0000"/>
+        <w:tblBorders>
+          <w:top w:val="single" w:sz="4" w:space="0" w:color="CC1914"/>
+          <w:left w:val="single" w:sz="24" w:space="0" w:color="CC1914"/>
+          <w:bottom w:val="single" w:sz="4" w:space="0" w:color="CC1914"/>
+          <w:right w:val="single" w:sz="4" w:space="0" w:color="CC1914"/>
+        </w:tblBorders>
+        <w:tblCellMar>
+          <w:left w:w="144" w:type="dxa"/>
+          <w:right w:w="144" w:type="dxa"/>
+        </w:tblCellMar>
+        <w:tblLook w:firstRow="0" w:lastRow="0" w:firstColumn="0" w:lastColumn="0" w:noHBand="0" w:noVBand="0" w:val="0000"/>
+      </w:tblPr>
+      <w:tr>
+        <w:trPr>
+          <w:cantSplit/>
+        </w:trPr>
+        <w:tc>
+          <w:tcPr>
+            <w:shd w:color="auto" w:fill="f7dddc" w:val="clear"/>
+            <w:tcMar>
+              <w:top w:w="92" w:type="dxa"/>
+              <w:bottom w:w="92" w:type="dxa"/>
+            </w:tcMar>
+          </w:tcPr>
+          <w:p>
+            <w:pPr>
+              <w:pStyle w:val="BodyText"/>
+            </w:pPr>
+            <w:pPr>
+              <w:spacing w:before="0" w:after="0"/>
+              <w:textAlignment w:val="center"/>
+            </w:pPr>
+            <w:r>
+              <w:drawing>
+                <wp:inline>
+                  <wp:extent cx="152400" cy="152400"/>
+                  <wp:effectExtent b="0" l="0" r="0" t="0"/>
+                  <wp:docPr descr="" title="" id="110" name="Picture"/>
+                  <a:graphic>
+                    <a:graphicData uri="http://schemas.openxmlformats.org/drawingml/2006/picture">
+                      <pic:pic>
+                        <pic:nvPicPr>
+                          <pic:cNvPr descr="/Applications/quarto/share/formats/docx/important.png" id="111" name="Picture"/>
+                          <pic:cNvPicPr>
+                            <a:picLocks noChangeArrowheads="1" noChangeAspect="1"/>
+                          </pic:cNvPicPr>
+                        </pic:nvPicPr>
+                        <pic:blipFill>
+                          <a:blip r:embed="rId65"/>
+                          <a:stretch>
+                            <a:fillRect/>
+                          </a:stretch>
+                        </pic:blipFill>
+                        <pic:spPr bwMode="auto">
+                          <a:xfrm>
+                            <a:off x="0" y="0"/>
+                            <a:ext cx="152400" cy="152400"/>
+                          </a:xfrm>
+                          <a:prstGeom prst="rect">
+                            <a:avLst/>
+                          </a:prstGeom>
+                          <a:noFill/>
+                          <a:ln w="9525">
+                            <a:noFill/>
+                            <a:headEnd/>
+                            <a:tailEnd/>
+                          </a:ln>
+                        </pic:spPr>
+                      </pic:pic>
+                    </a:graphicData>
+                  </a:graphic>
+                </wp:inline>
+              </w:drawing>
+            </w:r>
+            <w:r>
+              <w:t xml:space="preserve"> </w:t>
+            </w:r>
+            <w:r>
+              <w:t xml:space="preserve"> </w:t>
+            </w:r>
+            <w:r>
+              <w:t xml:space="preserve">ATTENTION BRIEUC</w:t>
+            </w:r>
+          </w:p>
+        </w:tc>
+      </w:tr>
+      <w:tr>
+        <w:trPr>
+          <w:cantSplit/>
+        </w:trPr>
+        <w:tc>
+          <w:tcPr>
+            <w:tcMar>
+              <w:top w:w="108" w:type="dxa"/>
+              <w:bottom w:w="108" w:type="dxa"/>
+            </w:tcMar>
+          </w:tcPr>
+          <w:p>
+            <w:pPr>
+              <w:numPr>
+                <w:ilvl w:val="0"/>
+                <w:numId w:val="1031"/>
+              </w:numPr>
+            </w:pPr>
+            <w:r>
+              <w:t xml:space="preserve">Les courbes ROC c’est vraiment pas terrible pour un score discret (c’est à dire uniquement des nombres entiers)</w:t>
+            </w:r>
+          </w:p>
+          <w:p>
+            <w:pPr>
+              <w:numPr>
+                <w:ilvl w:val="0"/>
+                <w:numId w:val="1031"/>
+              </w:numPr>
+            </w:pPr>
+            <w:r>
+              <w:t xml:space="preserve">Donc pas très joli : je le mettrais pas</w:t>
+            </w:r>
+          </w:p>
+          <w:p>
+            <w:pPr>
+              <w:numPr>
+                <w:ilvl w:val="0"/>
+                <w:numId w:val="1031"/>
+              </w:numPr>
+            </w:pPr>
+            <w:r>
+              <w:t xml:space="preserve">ÇA VA C’EST ÉCRIT ASSEZ GROS ??</w:t>
+            </w:r>
+          </w:p>
+          <w:p/>
+        </w:tc>
+      </w:tr>
+    </w:tbl>
     <w:p>
       <w:r>
         <w:br w:type="page"/>
       </w:r>
     </w:p>
-    <w:bookmarkEnd w:id="110"/>
-    <w:bookmarkEnd w:id="111"/>
     <w:bookmarkEnd w:id="112"/>
-    <w:bookmarkStart w:id="140" w:name="Xd9c2445cfe2dcec6a85ff49d15ae9240c0cf3af"/>
+    <w:bookmarkEnd w:id="113"/>
+    <w:bookmarkEnd w:id="114"/>
+    <w:bookmarkStart w:id="142" w:name="Xd9c2445cfe2dcec6a85ff49d15ae9240c0cf3af"/>
     <w:p>
       <w:pPr>
         <w:pStyle w:val="Heading2"/>
@@ -15464,7 +15554,7 @@
         <w:t xml:space="preserve">Résultats par niveau métamérique, exploratoires du fait des effectifs très faibles à certains niveaux.</w:t>
       </w:r>
     </w:p>
-    <w:bookmarkStart w:id="119" w:name="résumé-descriptif-par-niveau-métamérique"/>
+    <w:bookmarkStart w:id="121" w:name="résumé-descriptif-par-niveau-métamérique"/>
     <w:p>
       <w:pPr>
         <w:pStyle w:val="Heading3"/>
@@ -15954,18 +16044,18 @@
           <wp:inline>
             <wp:extent cx="5334000" cy="4267200"/>
             <wp:effectExtent b="0" l="0" r="0" t="0"/>
-            <wp:docPr descr="Effectif de NCB par niveau métamérique" title="" id="114" name="Picture"/>
+            <wp:docPr descr="Effectif de NCB par niveau métamérique" title="" id="116" name="Picture"/>
             <a:graphic>
               <a:graphicData uri="http://schemas.openxmlformats.org/drawingml/2006/picture">
                 <pic:pic>
                   <pic:nvPicPr>
-                    <pic:cNvPr descr="these_brieuc_last_recueil_files/figure-docx/results-by-level-rate-1.png" id="115" name="Picture"/>
+                    <pic:cNvPr descr="these_brieuc_last_recueil_files/figure-docx/results-by-level-rate-1.png" id="117" name="Picture"/>
                     <pic:cNvPicPr>
                       <a:picLocks noChangeArrowheads="1" noChangeAspect="1"/>
                     </pic:cNvPicPr>
                   </pic:nvPicPr>
                   <pic:blipFill>
-                    <a:blip r:embed="rId113"/>
+                    <a:blip r:embed="rId115"/>
                     <a:stretch>
                       <a:fillRect/>
                     </a:stretch>
@@ -16009,18 +16099,18 @@
           <wp:inline>
             <wp:extent cx="5334000" cy="4267200"/>
             <wp:effectExtent b="0" l="0" r="0" t="0"/>
-            <wp:docPr descr="Distribution du score ULNT selon le niveau métamérique" title="" id="117" name="Picture"/>
+            <wp:docPr descr="Distribution du score ULNT selon le niveau métamérique" title="" id="119" name="Picture"/>
             <a:graphic>
               <a:graphicData uri="http://schemas.openxmlformats.org/drawingml/2006/picture">
                 <pic:pic>
                   <pic:nvPicPr>
-                    <pic:cNvPr descr="these_brieuc_last_recueil_files/figure-docx/results-by-level-count-1.png" id="118" name="Picture"/>
+                    <pic:cNvPr descr="these_brieuc_last_recueil_files/figure-docx/results-by-level-count-1.png" id="120" name="Picture"/>
                     <pic:cNvPicPr>
                       <a:picLocks noChangeArrowheads="1" noChangeAspect="1"/>
                     </pic:cNvPicPr>
                   </pic:nvPicPr>
                   <pic:blipFill>
-                    <a:blip r:embed="rId116"/>
+                    <a:blip r:embed="rId118"/>
                     <a:stretch>
                       <a:fillRect/>
                     </a:stretch>
@@ -16152,8 +16242,8 @@
         <w:br w:type="page"/>
       </w:r>
     </w:p>
-    <w:bookmarkEnd w:id="119"/>
-    <w:bookmarkStart w:id="128" w:name="X24df2f30bf32bdef8b2f19a40875147e62cc664"/>
+    <w:bookmarkEnd w:id="121"/>
+    <w:bookmarkStart w:id="130" w:name="X24df2f30bf32bdef8b2f19a40875147e62cc664"/>
     <w:p>
       <w:pPr>
         <w:pStyle w:val="Heading3"/>
@@ -16183,7 +16273,7 @@
       <w:tr>
         <w:tc>
           <w:tcPr/>
-          <w:bookmarkStart w:id="123" w:name="fig-gs-positive-level"/>
+          <w:bookmarkStart w:id="125" w:name="fig-gs-positive-level"/>
           <w:p>
             <w:pPr>
               <w:pStyle w:val="Compact"/>
@@ -16194,18 +16284,18 @@
                 <wp:inline>
                   <wp:extent cx="5334000" cy="4267200"/>
                   <wp:effectExtent b="0" l="0" r="0" t="0"/>
-                  <wp:docPr descr="" title="" id="121" name="Picture"/>
+                  <wp:docPr descr="" title="" id="123" name="Picture"/>
                   <a:graphic>
                     <a:graphicData uri="http://schemas.openxmlformats.org/drawingml/2006/picture">
                       <pic:pic>
                         <pic:nvPicPr>
-                          <pic:cNvPr descr="these_brieuc_last_recueil_files/figure-docx/fig-gs-positive-level-1.png" id="122" name="Picture"/>
+                          <pic:cNvPr descr="these_brieuc_last_recueil_files/figure-docx/fig-gs-positive-level-1.png" id="124" name="Picture"/>
                           <pic:cNvPicPr>
                             <a:picLocks noChangeArrowheads="1" noChangeAspect="1"/>
                           </pic:cNvPicPr>
                         </pic:nvPicPr>
                         <pic:blipFill>
-                          <a:blip r:embed="rId120"/>
+                          <a:blip r:embed="rId122"/>
                           <a:stretch>
                             <a:fillRect/>
                           </a:stretch>
@@ -16245,7 +16335,7 @@
               <w:t xml:space="preserve">Figure 2: Répartition des niveaux métamériques uniquement chez les cas confirmés</w:t>
             </w:r>
           </w:p>
-          <w:bookmarkEnd w:id="123"/>
+          <w:bookmarkEnd w:id="125"/>
         </w:tc>
       </w:tr>
     </w:tbl>
@@ -16262,7 +16352,7 @@
       <w:tr>
         <w:tc>
           <w:tcPr/>
-          <w:bookmarkStart w:id="127" w:name="fig-gs-positive-score"/>
+          <w:bookmarkStart w:id="129" w:name="fig-gs-positive-score"/>
           <w:p>
             <w:pPr>
               <w:pStyle w:val="Compact"/>
@@ -16273,18 +16363,18 @@
                 <wp:inline>
                   <wp:extent cx="5334000" cy="4267200"/>
                   <wp:effectExtent b="0" l="0" r="0" t="0"/>
-                  <wp:docPr descr="" title="" id="125" name="Picture"/>
+                  <wp:docPr descr="" title="" id="127" name="Picture"/>
                   <a:graphic>
                     <a:graphicData uri="http://schemas.openxmlformats.org/drawingml/2006/picture">
                       <pic:pic>
                         <pic:nvPicPr>
-                          <pic:cNvPr descr="these_brieuc_last_recueil_files/figure-docx/fig-gs-positive-score-1.png" id="126" name="Picture"/>
+                          <pic:cNvPr descr="these_brieuc_last_recueil_files/figure-docx/fig-gs-positive-score-1.png" id="128" name="Picture"/>
                           <pic:cNvPicPr>
                             <a:picLocks noChangeArrowheads="1" noChangeAspect="1"/>
                           </pic:cNvPicPr>
                         </pic:nvPicPr>
                         <pic:blipFill>
-                          <a:blip r:embed="rId124"/>
+                          <a:blip r:embed="rId126"/>
                           <a:stretch>
                             <a:fillRect/>
                           </a:stretch>
@@ -16324,12 +16414,12 @@
               <w:t xml:space="preserve">Figure 3: Score ULNT par niveau chez les patients confirmés</w:t>
             </w:r>
           </w:p>
-          <w:bookmarkEnd w:id="127"/>
+          <w:bookmarkEnd w:id="129"/>
         </w:tc>
       </w:tr>
     </w:tbl>
-    <w:bookmarkEnd w:id="128"/>
-    <w:bookmarkStart w:id="134" w:name="X703fe49374d10f2f062ed2a4e9ff6878570202b"/>
+    <w:bookmarkEnd w:id="130"/>
+    <w:bookmarkStart w:id="136" w:name="X703fe49374d10f2f062ed2a4e9ff6878570202b"/>
     <w:p>
       <w:pPr>
         <w:pStyle w:val="Heading3"/>
@@ -16359,30 +16449,30 @@
       <w:tr>
         <w:tc>
           <w:tcPr/>
-          <w:bookmarkStart w:id="133" w:name="fig-level-performance-individual"/>
-          <w:p>
-            <w:pPr>
-              <w:pStyle w:val="Compact"/>
-              <w:jc w:val="center"/>
-            </w:pPr>
-            <w:bookmarkStart w:id="132" w:name="fig-level-performance-individual"/>
+          <w:bookmarkStart w:id="135" w:name="fig-level-performance-individual"/>
+          <w:p>
+            <w:pPr>
+              <w:pStyle w:val="Compact"/>
+              <w:jc w:val="center"/>
+            </w:pPr>
+            <w:bookmarkStart w:id="134" w:name="fig-level-performance-individual"/>
             <w:r>
               <w:drawing>
                 <wp:inline>
                   <wp:extent cx="5334000" cy="7467600"/>
                   <wp:effectExtent b="0" l="0" r="0" t="0"/>
-                  <wp:docPr descr="" title="" id="130" name="Picture"/>
+                  <wp:docPr descr="" title="" id="132" name="Picture"/>
                   <a:graphic>
                     <a:graphicData uri="http://schemas.openxmlformats.org/drawingml/2006/picture">
                       <pic:pic>
                         <pic:nvPicPr>
-                          <pic:cNvPr descr="these_brieuc_last_recueil_files/figure-docx/fig-level-performance-individual-1.png" id="131" name="Picture"/>
+                          <pic:cNvPr descr="these_brieuc_last_recueil_files/figure-docx/fig-level-performance-individual-1.png" id="133" name="Picture"/>
                           <pic:cNvPicPr>
                             <a:picLocks noChangeArrowheads="1" noChangeAspect="1"/>
                           </pic:cNvPicPr>
                         </pic:nvPicPr>
                         <pic:blipFill>
-                          <a:blip r:embed="rId129"/>
+                          <a:blip r:embed="rId131"/>
                           <a:stretch>
                             <a:fillRect/>
                           </a:stretch>
@@ -16408,7 +16498,7 @@
                 </wp:inline>
               </w:drawing>
             </w:r>
-            <w:bookmarkEnd w:id="132"/>
+            <w:bookmarkEnd w:id="134"/>
           </w:p>
           <w:p>
             <w:pPr>
@@ -16423,7 +16513,7 @@
               <w:t xml:space="preserve">Figure 4</w:t>
             </w:r>
           </w:p>
-          <w:bookmarkEnd w:id="133"/>
+          <w:bookmarkEnd w:id="135"/>
         </w:tc>
       </w:tr>
     </w:tbl>
@@ -16432,8 +16522,8 @@
         <w:br w:type="page"/>
       </w:r>
     </w:p>
-    <w:bookmarkEnd w:id="134"/>
-    <w:bookmarkStart w:id="135" w:name="X764f10c84694496ac6af7847083466b3b77ca36"/>
+    <w:bookmarkEnd w:id="136"/>
+    <w:bookmarkStart w:id="137" w:name="X764f10c84694496ac6af7847083466b3b77ca36"/>
     <w:p>
       <w:pPr>
         <w:pStyle w:val="Heading3"/>
@@ -18873,8 +18963,8 @@
         <w:br w:type="page"/>
       </w:r>
     </w:p>
-    <w:bookmarkEnd w:id="135"/>
-    <w:bookmarkStart w:id="139" w:name="Xf6491717f535a2e18f273658a84a918bff84356"/>
+    <w:bookmarkEnd w:id="137"/>
+    <w:bookmarkStart w:id="141" w:name="Xf6491717f535a2e18f273658a84a918bff84356"/>
     <w:p>
       <w:pPr>
         <w:pStyle w:val="Heading3"/>
@@ -18892,18 +18982,18 @@
           <wp:inline>
             <wp:extent cx="5334000" cy="4267200"/>
             <wp:effectExtent b="0" l="0" r="0" t="0"/>
-            <wp:docPr descr="Sensibilité et spécificité par niveau métamérique pour chaque test" title="" id="137" name="Picture"/>
+            <wp:docPr descr="Sensibilité et spécificité par niveau métamérique pour chaque test" title="" id="139" name="Picture"/>
             <a:graphic>
               <a:graphicData uri="http://schemas.openxmlformats.org/drawingml/2006/picture">
                 <pic:pic>
                   <pic:nvPicPr>
-                    <pic:cNvPr descr="these_brieuc_last_recueil_files/figure-docx/results-by-level-test-metric-plot-1.png" id="138" name="Picture"/>
+                    <pic:cNvPr descr="these_brieuc_last_recueil_files/figure-docx/results-by-level-test-metric-plot-1.png" id="140" name="Picture"/>
                     <pic:cNvPicPr>
                       <a:picLocks noChangeArrowheads="1" noChangeAspect="1"/>
                     </pic:cNvPicPr>
                   </pic:nvPicPr>
                   <pic:blipFill>
-                    <a:blip r:embed="rId136"/>
+                    <a:blip r:embed="rId138"/>
                     <a:stretch>
                       <a:fillRect/>
                     </a:stretch>
@@ -21525,9 +21615,9 @@
         <w:br w:type="page"/>
       </w:r>
     </w:p>
-    <w:bookmarkEnd w:id="139"/>
-    <w:bookmarkEnd w:id="140"/>
-    <w:bookmarkStart w:id="144" w:name="analyses-par-niveau-métamérique-regroupé"/>
+    <w:bookmarkEnd w:id="141"/>
+    <w:bookmarkEnd w:id="142"/>
+    <w:bookmarkStart w:id="146" w:name="analyses-par-niveau-métamérique-regroupé"/>
     <w:p>
       <w:pPr>
         <w:pStyle w:val="Heading2"/>
@@ -21831,18 +21921,18 @@
           <wp:inline>
             <wp:extent cx="5334000" cy="4267200"/>
             <wp:effectExtent b="0" l="0" r="0" t="0"/>
-            <wp:docPr descr="Sensibilité et Spécificité (ULNT1) selon l’étage métamérique" title="" id="142" name="Picture"/>
+            <wp:docPr descr="Sensibilité et Spécificité (ULNT1) selon l’étage métamérique" title="" id="144" name="Picture"/>
             <a:graphic>
               <a:graphicData uri="http://schemas.openxmlformats.org/drawingml/2006/picture">
                 <pic:pic>
                   <pic:nvPicPr>
-                    <pic:cNvPr descr="these_brieuc_last_recueil_files/figure-docx/level-grouped-plot-1.png" id="143" name="Picture"/>
+                    <pic:cNvPr descr="these_brieuc_last_recueil_files/figure-docx/level-grouped-plot-1.png" id="145" name="Picture"/>
                     <pic:cNvPicPr>
                       <a:picLocks noChangeArrowheads="1" noChangeAspect="1"/>
                     </pic:cNvPicPr>
                   </pic:nvPicPr>
                   <pic:blipFill>
-                    <a:blip r:embed="rId141"/>
+                    <a:blip r:embed="rId143"/>
                     <a:stretch>
                       <a:fillRect/>
                     </a:stretch>
@@ -21890,8 +21980,8 @@
         <w:br w:type="page"/>
       </w:r>
     </w:p>
-    <w:bookmarkEnd w:id="144"/>
-    <w:bookmarkStart w:id="147" w:name="X5f2088ebd1452b5ba2e72bca91cf173f1488185"/>
+    <w:bookmarkEnd w:id="146"/>
+    <w:bookmarkStart w:id="149" w:name="X5f2088ebd1452b5ba2e72bca91cf173f1488185"/>
     <w:p>
       <w:pPr>
         <w:pStyle w:val="Heading2"/>
@@ -22152,7 +22242,7 @@
         </w:tc>
       </w:tr>
     </w:tbl>
-    <w:bookmarkStart w:id="145" w:name="interprétation-4"/>
+    <w:bookmarkStart w:id="147" w:name="interprétation-4"/>
     <w:p>
       <w:pPr>
         <w:pStyle w:val="Heading3"/>
@@ -22253,8 +22343,8 @@
         <w:t xml:space="preserve">Cette étude doit être considérée comme une étape exploratoire robuste. Elle démontre une hiérarchie claire entre les tests, mais confirme qu’une étude de confirmation visant une précision étroite nécessiterait une cohorte plus large, d’environ 93 patients avec la prévalence observée, pour compenser une spécificité plus faible qu’attendu.</w:t>
       </w:r>
     </w:p>
-    <w:bookmarkEnd w:id="145"/>
-    <w:bookmarkStart w:id="146" w:name="X327af1bda9aaac52b4ba9f934de637f25ad4f79"/>
+    <w:bookmarkEnd w:id="147"/>
+    <w:bookmarkStart w:id="148" w:name="X327af1bda9aaac52b4ba9f934de637f25ad4f79"/>
     <w:p>
       <w:pPr>
         <w:pStyle w:val="Heading3"/>
@@ -22276,9 +22366,9 @@
         <w:br w:type="page"/>
       </w:r>
     </w:p>
-    <w:bookmarkEnd w:id="146"/>
-    <w:bookmarkEnd w:id="147"/>
-    <w:bookmarkStart w:id="167" w:name="Xa74f6e5e5a07d3b1e6f81174b7b050bbc6693ee"/>
+    <w:bookmarkEnd w:id="148"/>
+    <w:bookmarkEnd w:id="149"/>
+    <w:bookmarkStart w:id="169" w:name="Xa74f6e5e5a07d3b1e6f81174b7b050bbc6693ee"/>
     <w:p>
       <w:pPr>
         <w:pStyle w:val="Heading2"/>
@@ -22394,7 +22484,7 @@
         <w:t xml:space="preserve">final positif. Cette approche est volontairement stricte et doit être interprétée comme une analyse exploratoire.</w:t>
       </w:r>
     </w:p>
-    <w:bookmarkStart w:id="155" w:name="Xa192f37cf83a10b999fde97a2d384c51e445d4f"/>
+    <w:bookmarkStart w:id="157" w:name="Xa192f37cf83a10b999fde97a2d384c51e445d4f"/>
     <w:p>
       <w:pPr>
         <w:pStyle w:val="Heading3"/>
@@ -22463,7 +22553,7 @@
         <w:t xml:space="preserve">(26 cas positifs avec confirmation par infiltration et 26 cas négatifs du gold standard final).</w:t>
       </w:r>
     </w:p>
-    <w:bookmarkStart w:id="154" w:name="Xd66c688fc52a650573970ca45f422c6ebf5cd42"/>
+    <w:bookmarkStart w:id="156" w:name="Xd66c688fc52a650573970ca45f422c6ebf5cd42"/>
     <w:p>
       <w:pPr>
         <w:pStyle w:val="Heading4"/>
@@ -22518,7 +22608,7 @@
       <w:tr>
         <w:tc>
           <w:tcPr/>
-          <w:bookmarkStart w:id="148" w:name="tbl-strong-a1-indiv"/>
+          <w:bookmarkStart w:id="150" w:name="tbl-strong-a1-indiv"/>
           <w:p>
             <w:pPr>
               <w:jc w:val="center"/>
@@ -23017,7 +23107,7 @@
               </w:tc>
             </w:tr>
           </w:tbl>
-          <w:bookmarkEnd w:id="148"/>
+          <w:bookmarkEnd w:id="150"/>
           <w:p/>
         </w:tc>
       </w:tr>
@@ -23043,7 +23133,7 @@
       <w:tr>
         <w:tc>
           <w:tcPr/>
-          <w:bookmarkStart w:id="149" w:name="tbl-comp-a1-sensi"/>
+          <w:bookmarkStart w:id="151" w:name="tbl-comp-a1-sensi"/>
           <w:p>
             <w:pPr>
               <w:jc w:val="center"/>
@@ -23277,7 +23367,7 @@
               </w:tc>
             </w:tr>
           </w:tbl>
-          <w:bookmarkEnd w:id="149"/>
+          <w:bookmarkEnd w:id="151"/>
           <w:p/>
         </w:tc>
       </w:tr>
@@ -23303,7 +23393,7 @@
       <w:tr>
         <w:tc>
           <w:tcPr/>
-          <w:bookmarkStart w:id="150" w:name="tbl-strong-a1-comb"/>
+          <w:bookmarkStart w:id="152" w:name="tbl-strong-a1-comb"/>
           <w:p>
             <w:pPr>
               <w:jc w:val="center"/>
@@ -24453,7 +24543,7 @@
               </w:tc>
             </w:tr>
           </w:tbl>
-          <w:bookmarkEnd w:id="150"/>
+          <w:bookmarkEnd w:id="152"/>
           <w:p/>
         </w:tc>
       </w:tr>
@@ -24479,7 +24569,7 @@
       <w:tr>
         <w:tc>
           <w:tcPr/>
-          <w:bookmarkStart w:id="151" w:name="tbl-comp-a1-comb"/>
+          <w:bookmarkStart w:id="153" w:name="tbl-comp-a1-comb"/>
           <w:p>
             <w:pPr>
               <w:jc w:val="center"/>
@@ -25000,7 +25090,7 @@
               </w:tc>
             </w:tr>
           </w:tbl>
-          <w:bookmarkEnd w:id="151"/>
+          <w:bookmarkEnd w:id="153"/>
           <w:p/>
         </w:tc>
       </w:tr>
@@ -25026,7 +25116,7 @@
       <w:tr>
         <w:tc>
           <w:tcPr/>
-          <w:bookmarkStart w:id="152" w:name="tbl-strong-a1-score"/>
+          <w:bookmarkStart w:id="154" w:name="tbl-strong-a1-score"/>
           <w:p>
             <w:pPr>
               <w:jc w:val="center"/>
@@ -25525,7 +25615,7 @@
               </w:tc>
             </w:tr>
           </w:tbl>
-          <w:bookmarkEnd w:id="152"/>
+          <w:bookmarkEnd w:id="154"/>
           <w:p/>
         </w:tc>
       </w:tr>
@@ -25551,7 +25641,7 @@
       <w:tr>
         <w:tc>
           <w:tcPr/>
-          <w:bookmarkStart w:id="153" w:name="tbl-comp-a1-score"/>
+          <w:bookmarkStart w:id="155" w:name="tbl-comp-a1-score"/>
           <w:p>
             <w:pPr>
               <w:jc w:val="center"/>
@@ -25785,7 +25875,7 @@
               </w:tc>
             </w:tr>
           </w:tbl>
-          <w:bookmarkEnd w:id="153"/>
+          <w:bookmarkEnd w:id="155"/>
           <w:p/>
         </w:tc>
       </w:tr>
@@ -25795,9 +25885,9 @@
         <w:br w:type="page"/>
       </w:r>
     </w:p>
-    <w:bookmarkEnd w:id="154"/>
-    <w:bookmarkEnd w:id="155"/>
-    <w:bookmarkStart w:id="166" w:name="Xfc1f0e7fb5d30fbf15f6f63ce4005f3bfc8dd76"/>
+    <w:bookmarkEnd w:id="156"/>
+    <w:bookmarkEnd w:id="157"/>
+    <w:bookmarkStart w:id="168" w:name="Xfc1f0e7fb5d30fbf15f6f63ce4005f3bfc8dd76"/>
     <w:p>
       <w:pPr>
         <w:pStyle w:val="Heading3"/>
@@ -25868,7 +25958,7 @@
         <w:t xml:space="preserve">), avec 26 cas positifs confirmés par infiltration et 45 cas classés négatifs dans cette définition secondaire.</w:t>
       </w:r>
     </w:p>
-    <w:bookmarkStart w:id="165" w:name="X8dc8954848c8982c78d0f98ab6d387465f3dc1d"/>
+    <w:bookmarkStart w:id="167" w:name="X8dc8954848c8982c78d0f98ab6d387465f3dc1d"/>
     <w:p>
       <w:pPr>
         <w:pStyle w:val="Heading4"/>
@@ -25995,7 +26085,7 @@
       <w:tr>
         <w:tc>
           <w:tcPr/>
-          <w:bookmarkStart w:id="156" w:name="tbl-strong-a2-indiv"/>
+          <w:bookmarkStart w:id="158" w:name="tbl-strong-a2-indiv"/>
           <w:p>
             <w:pPr>
               <w:jc w:val="center"/>
@@ -26494,7 +26584,7 @@
               </w:tc>
             </w:tr>
           </w:tbl>
-          <w:bookmarkEnd w:id="156"/>
+          <w:bookmarkEnd w:id="158"/>
           <w:p/>
         </w:tc>
       </w:tr>
@@ -26520,7 +26610,7 @@
       <w:tr>
         <w:tc>
           <w:tcPr/>
-          <w:bookmarkStart w:id="157" w:name="tbl-comp-a2-spe"/>
+          <w:bookmarkStart w:id="159" w:name="tbl-comp-a2-spe"/>
           <w:p>
             <w:pPr>
               <w:jc w:val="center"/>
@@ -26754,7 +26844,7 @@
               </w:tc>
             </w:tr>
           </w:tbl>
-          <w:bookmarkEnd w:id="157"/>
+          <w:bookmarkEnd w:id="159"/>
           <w:p/>
         </w:tc>
       </w:tr>
@@ -26780,7 +26870,7 @@
       <w:tr>
         <w:tc>
           <w:tcPr/>
-          <w:bookmarkStart w:id="158" w:name="tbl-strong-a2-comb"/>
+          <w:bookmarkStart w:id="160" w:name="tbl-strong-a2-comb"/>
           <w:p>
             <w:pPr>
               <w:jc w:val="center"/>
@@ -27930,7 +28020,7 @@
               </w:tc>
             </w:tr>
           </w:tbl>
-          <w:bookmarkEnd w:id="158"/>
+          <w:bookmarkEnd w:id="160"/>
           <w:p/>
         </w:tc>
       </w:tr>
@@ -27956,7 +28046,7 @@
       <w:tr>
         <w:tc>
           <w:tcPr/>
-          <w:bookmarkStart w:id="159" w:name="tbl-comp-a2-comb"/>
+          <w:bookmarkStart w:id="161" w:name="tbl-comp-a2-comb"/>
           <w:p>
             <w:pPr>
               <w:jc w:val="center"/>
@@ -28792,7 +28882,7 @@
               </w:tc>
             </w:tr>
           </w:tbl>
-          <w:bookmarkEnd w:id="159"/>
+          <w:bookmarkEnd w:id="161"/>
           <w:p/>
         </w:tc>
       </w:tr>
@@ -28818,7 +28908,7 @@
       <w:tr>
         <w:tc>
           <w:tcPr/>
-          <w:bookmarkStart w:id="160" w:name="tbl-strong-a2-score"/>
+          <w:bookmarkStart w:id="162" w:name="tbl-strong-a2-score"/>
           <w:p>
             <w:pPr>
               <w:jc w:val="center"/>
@@ -29317,7 +29407,7 @@
               </w:tc>
             </w:tr>
           </w:tbl>
-          <w:bookmarkEnd w:id="160"/>
+          <w:bookmarkEnd w:id="162"/>
           <w:p/>
         </w:tc>
       </w:tr>
@@ -29343,7 +29433,7 @@
       <w:tr>
         <w:tc>
           <w:tcPr/>
-          <w:bookmarkStart w:id="161" w:name="tbl-comp-a2-score"/>
+          <w:bookmarkStart w:id="163" w:name="tbl-comp-a2-score"/>
           <w:p>
             <w:pPr>
               <w:jc w:val="center"/>
@@ -29710,13 +29800,13 @@
               </w:tc>
             </w:tr>
           </w:tbl>
-          <w:bookmarkEnd w:id="161"/>
+          <w:bookmarkEnd w:id="163"/>
           <w:p/>
         </w:tc>
       </w:tr>
     </w:tbl>
-    <w:bookmarkStart w:id="164" w:name="refs"/>
-    <w:bookmarkStart w:id="163" w:name="X130cc6218cdcb99520dccce7f8b213552eaa63a"/>
+    <w:bookmarkStart w:id="166" w:name="refs"/>
+    <w:bookmarkStart w:id="165" w:name="X130cc6218cdcb99520dccce7f8b213552eaa63a"/>
     <w:p>
       <w:pPr>
         <w:pStyle w:val="Bibliography"/>
@@ -29730,7 +29820,7 @@
       <w:r>
         <w:t xml:space="preserve">“</w:t>
       </w:r>
-      <w:hyperlink r:id="rId162">
+      <w:hyperlink r:id="rId164">
         <w:r>
           <w:rPr>
             <w:rStyle w:val="Hyperlink"/>
@@ -29758,12 +29848,12 @@
         <w:t xml:space="preserve">33 (1): 159–74.</w:t>
       </w:r>
     </w:p>
-    <w:bookmarkEnd w:id="163"/>
-    <w:bookmarkEnd w:id="164"/>
     <w:bookmarkEnd w:id="165"/>
     <w:bookmarkEnd w:id="166"/>
     <w:bookmarkEnd w:id="167"/>
     <w:bookmarkEnd w:id="168"/>
+    <w:bookmarkEnd w:id="169"/>
+    <w:bookmarkEnd w:id="170"/>
     <w:sectPr>
       <w:footnotePr>
         <w:numRestart w:val="eachSect"/>

--- a/docs/these_brieuc_last_recueil.docx
+++ b/docs/these_brieuc_last_recueil.docx
@@ -2817,7 +2817,7 @@
               <w:jc w:val="right"/>
             </w:pPr>
             <w:r>
-              <w:t xml:space="preserve">NA’s</w:t>
+              <w:t xml:space="preserve">NAs</w:t>
             </w:r>
           </w:p>
         </w:tc>
@@ -13647,7 +13647,7 @@
         <w:pStyle w:val="FirstParagraph"/>
       </w:pPr>
       <w:r>
-        <w:t xml:space="preserve">L’objectif ici est de calculer les performances diagnostiques (sensibilité, spécificité, LR+, LR-, Youden, DOR) pour différents seuils de score (</w:t>
+        <w:t xml:space="preserve">L’objectif ici est de calculer les performances diagnostiques (sensibilité, spécificité, VPP, VPN, LR+, LR-, Youden, DOR) pour différents seuils de score (</w:t>
       </w:r>
       <w:r>
         <w:rPr>
@@ -13777,7 +13777,7 @@
         <w:pStyle w:val="TableCaption"/>
       </w:pPr>
       <w:r>
-        <w:t xml:space="preserve">Performances diagnostiques selon le seuil du score</w:t>
+        <w:t xml:space="preserve">Performances diagnostiques selon le seuil du score : mesures de classification</w:t>
       </w:r>
     </w:p>
     <w:tbl>
@@ -13786,16 +13786,14 @@
         <w:tblW w:type="pct" w:w="5000"/>
         <w:tblLayout w:type="fixed"/>
         <w:tblLook w:firstRow="1" w:lastRow="0" w:firstColumn="0" w:lastColumn="0" w:noHBand="0" w:noVBand="0" w:val="0020"/>
-        <w:tblCaption w:val="Performances diagnostiques selon le seuil du score"/>
+        <w:tblCaption w:val="Performances diagnostiques selon le seuil du score : mesures de classification"/>
       </w:tblPr>
       <w:tblGrid>
-        <w:gridCol w:w="1026"/>
-        <w:gridCol w:w="1686"/>
-        <w:gridCol w:w="1686"/>
-        <w:gridCol w:w="513"/>
-        <w:gridCol w:w="513"/>
-        <w:gridCol w:w="586"/>
-        <w:gridCol w:w="1906"/>
+        <w:gridCol w:w="1498"/>
+        <w:gridCol w:w="2461"/>
+        <w:gridCol w:w="2461"/>
+        <w:gridCol w:w="749"/>
+        <w:gridCol w:w="749"/>
       </w:tblGrid>
       <w:tr>
         <w:trPr>
@@ -13845,43 +13843,19 @@
               <w:jc w:val="center"/>
             </w:pPr>
             <w:r>
-              <w:t xml:space="preserve">LR+</w:t>
-            </w:r>
-          </w:p>
-        </w:tc>
-        <w:tc>
-          <w:tcPr/>
-          <w:p>
-            <w:pPr>
-              <w:pStyle w:val="Compact"/>
-              <w:jc w:val="center"/>
-            </w:pPr>
-            <w:r>
-              <w:t xml:space="preserve">LR-</w:t>
-            </w:r>
-          </w:p>
-        </w:tc>
-        <w:tc>
-          <w:tcPr/>
-          <w:p>
-            <w:pPr>
-              <w:pStyle w:val="Compact"/>
-              <w:jc w:val="center"/>
-            </w:pPr>
-            <w:r>
-              <w:t xml:space="preserve">Youden</w:t>
-            </w:r>
-          </w:p>
-        </w:tc>
-        <w:tc>
-          <w:tcPr/>
-          <w:p>
-            <w:pPr>
-              <w:pStyle w:val="Compact"/>
-              <w:jc w:val="center"/>
-            </w:pPr>
-            <w:r>
-              <w:t xml:space="preserve">DOR [IC95%]</w:t>
+              <w:t xml:space="preserve">VPP</w:t>
+            </w:r>
+          </w:p>
+        </w:tc>
+        <w:tc>
+          <w:tcPr/>
+          <w:p>
+            <w:pPr>
+              <w:pStyle w:val="Compact"/>
+              <w:jc w:val="center"/>
+            </w:pPr>
+            <w:r>
+              <w:t xml:space="preserve">VPN</w:t>
             </w:r>
           </w:p>
         </w:tc>
@@ -13931,43 +13905,19 @@
               <w:jc w:val="center"/>
             </w:pPr>
             <w:r>
-              <w:t xml:space="preserve">2.070</w:t>
-            </w:r>
-          </w:p>
-        </w:tc>
-        <w:tc>
-          <w:tcPr/>
-          <w:p>
-            <w:pPr>
-              <w:pStyle w:val="Compact"/>
-              <w:jc w:val="center"/>
-            </w:pPr>
-            <w:r>
-              <w:t xml:space="preserve">0.083</w:t>
-            </w:r>
-          </w:p>
-        </w:tc>
-        <w:tc>
-          <w:tcPr/>
-          <w:p>
-            <w:pPr>
-              <w:pStyle w:val="Compact"/>
-              <w:jc w:val="center"/>
-            </w:pPr>
-            <w:r>
-              <w:t xml:space="preserve">0.494</w:t>
-            </w:r>
-          </w:p>
-        </w:tc>
-        <w:tc>
-          <w:tcPr/>
-          <w:p>
-            <w:pPr>
-              <w:pStyle w:val="Compact"/>
-              <w:jc w:val="center"/>
-            </w:pPr>
-            <w:r>
-              <w:t xml:space="preserve">25.083 [4.994 ; 125.974]</w:t>
+              <w:t xml:space="preserve">0.782</w:t>
+            </w:r>
+          </w:p>
+        </w:tc>
+        <w:tc>
+          <w:tcPr/>
+          <w:p>
+            <w:pPr>
+              <w:pStyle w:val="Compact"/>
+              <w:jc w:val="center"/>
+            </w:pPr>
+            <w:r>
+              <w:t xml:space="preserve">0.875</w:t>
             </w:r>
           </w:p>
         </w:tc>
@@ -14017,43 +13967,19 @@
               <w:jc w:val="center"/>
             </w:pPr>
             <w:r>
-              <w:t xml:space="preserve">2.196</w:t>
-            </w:r>
-          </w:p>
-        </w:tc>
-        <w:tc>
-          <w:tcPr/>
-          <w:p>
-            <w:pPr>
-              <w:pStyle w:val="Compact"/>
-              <w:jc w:val="center"/>
-            </w:pPr>
-            <w:r>
-              <w:t xml:space="preserve">0.253</w:t>
-            </w:r>
-          </w:p>
-        </w:tc>
-        <w:tc>
-          <w:tcPr/>
-          <w:p>
-            <w:pPr>
-              <w:pStyle w:val="Compact"/>
-              <w:jc w:val="center"/>
-            </w:pPr>
-            <w:r>
-              <w:t xml:space="preserve">0.460</w:t>
-            </w:r>
-          </w:p>
-        </w:tc>
-        <w:tc>
-          <w:tcPr/>
-          <w:p>
-            <w:pPr>
-              <w:pStyle w:val="Compact"/>
-              <w:jc w:val="center"/>
-            </w:pPr>
-            <w:r>
-              <w:t xml:space="preserve">8.686 [2.809 ; 26.855]</w:t>
+              <w:t xml:space="preserve">0.792</w:t>
+            </w:r>
+          </w:p>
+        </w:tc>
+        <w:tc>
+          <w:tcPr/>
+          <w:p>
+            <w:pPr>
+              <w:pStyle w:val="Compact"/>
+              <w:jc w:val="center"/>
+            </w:pPr>
+            <w:r>
+              <w:t xml:space="preserve">0.696</w:t>
             </w:r>
           </w:p>
         </w:tc>
@@ -14103,43 +14029,19 @@
               <w:jc w:val="center"/>
             </w:pPr>
             <w:r>
-              <w:t xml:space="preserve">1.862</w:t>
-            </w:r>
-          </w:p>
-        </w:tc>
-        <w:tc>
-          <w:tcPr/>
-          <w:p>
-            <w:pPr>
-              <w:pStyle w:val="Compact"/>
-              <w:jc w:val="center"/>
-            </w:pPr>
-            <w:r>
-              <w:t xml:space="preserve">0.544</w:t>
-            </w:r>
-          </w:p>
-        </w:tc>
-        <w:tc>
-          <w:tcPr/>
-          <w:p>
-            <w:pPr>
-              <w:pStyle w:val="Compact"/>
-              <w:jc w:val="center"/>
-            </w:pPr>
-            <w:r>
-              <w:t xml:space="preserve">0.298</w:t>
-            </w:r>
-          </w:p>
-        </w:tc>
-        <w:tc>
-          <w:tcPr/>
-          <w:p>
-            <w:pPr>
-              <w:pStyle w:val="Compact"/>
-              <w:jc w:val="center"/>
-            </w:pPr>
-            <w:r>
-              <w:t xml:space="preserve">3.424 [1.244 ; 9.424]</w:t>
+              <w:t xml:space="preserve">0.763</w:t>
+            </w:r>
+          </w:p>
+        </w:tc>
+        <w:tc>
+          <w:tcPr/>
+          <w:p>
+            <w:pPr>
+              <w:pStyle w:val="Compact"/>
+              <w:jc w:val="center"/>
+            </w:pPr>
+            <w:r>
+              <w:t xml:space="preserve">0.515</w:t>
             </w:r>
           </w:p>
         </w:tc>
@@ -14178,6 +14080,326 @@
             </w:pPr>
             <w:r>
               <w:t xml:space="preserve">0.769 [0.564 ; 0.91]</w:t>
+            </w:r>
+          </w:p>
+        </w:tc>
+        <w:tc>
+          <w:tcPr/>
+          <w:p>
+            <w:pPr>
+              <w:pStyle w:val="Compact"/>
+              <w:jc w:val="center"/>
+            </w:pPr>
+            <w:r>
+              <w:t xml:space="preserve">0.647</w:t>
+            </w:r>
+          </w:p>
+        </w:tc>
+        <w:tc>
+          <w:tcPr/>
+          <w:p>
+            <w:pPr>
+              <w:pStyle w:val="Compact"/>
+              <w:jc w:val="center"/>
+            </w:pPr>
+            <w:r>
+              <w:t xml:space="preserve">0.370</w:t>
+            </w:r>
+          </w:p>
+        </w:tc>
+      </w:tr>
+    </w:tbl>
+    <w:p>
+      <w:pPr>
+        <w:pStyle w:val="BodyText"/>
+      </w:pPr>
+      <w:r>
+        <w:t xml:space="preserve"> </w:t>
+      </w:r>
+    </w:p>
+    <w:p>
+      <w:pPr>
+        <w:pStyle w:val="TableCaption"/>
+      </w:pPr>
+      <w:r>
+        <w:t xml:space="preserve">Performances diagnostiques selon le seuil du score : rapports et indices</w:t>
+      </w:r>
+    </w:p>
+    <w:tbl>
+      <w:tblPr>
+        <w:tblStyle w:val="Table"/>
+        <w:tblW w:type="auto" w:w="0"/>
+        <w:tblLook w:firstRow="1" w:lastRow="0" w:firstColumn="0" w:lastColumn="0" w:noHBand="0" w:noVBand="0" w:val="0020"/>
+        <w:tblCaption w:val="Performances diagnostiques selon le seuil du score : rapports et indices"/>
+      </w:tblPr>
+      <w:tblGrid>
+        <w:gridCol w:w="1584"/>
+        <w:gridCol w:w="1584"/>
+        <w:gridCol w:w="1584"/>
+        <w:gridCol w:w="1584"/>
+        <w:gridCol w:w="1584"/>
+      </w:tblGrid>
+      <w:tr>
+        <w:trPr>
+          <w:tblHeader w:val="on"/>
+        </w:trPr>
+        <w:tc>
+          <w:tcPr/>
+          <w:p>
+            <w:pPr>
+              <w:pStyle w:val="Compact"/>
+              <w:jc w:val="center"/>
+            </w:pPr>
+            <w:r>
+              <w:t xml:space="preserve">Seuil</w:t>
+            </w:r>
+          </w:p>
+        </w:tc>
+        <w:tc>
+          <w:tcPr/>
+          <w:p>
+            <w:pPr>
+              <w:pStyle w:val="Compact"/>
+              <w:jc w:val="center"/>
+            </w:pPr>
+            <w:r>
+              <w:t xml:space="preserve">LR+</w:t>
+            </w:r>
+          </w:p>
+        </w:tc>
+        <w:tc>
+          <w:tcPr/>
+          <w:p>
+            <w:pPr>
+              <w:pStyle w:val="Compact"/>
+              <w:jc w:val="center"/>
+            </w:pPr>
+            <w:r>
+              <w:t xml:space="preserve">LR-</w:t>
+            </w:r>
+          </w:p>
+        </w:tc>
+        <w:tc>
+          <w:tcPr/>
+          <w:p>
+            <w:pPr>
+              <w:pStyle w:val="Compact"/>
+              <w:jc w:val="center"/>
+            </w:pPr>
+            <w:r>
+              <w:t xml:space="preserve">Youden</w:t>
+            </w:r>
+          </w:p>
+        </w:tc>
+        <w:tc>
+          <w:tcPr/>
+          <w:p>
+            <w:pPr>
+              <w:pStyle w:val="Compact"/>
+              <w:jc w:val="center"/>
+            </w:pPr>
+            <w:r>
+              <w:t xml:space="preserve">DOR [IC95%]</w:t>
+            </w:r>
+          </w:p>
+        </w:tc>
+      </w:tr>
+      <w:tr>
+        <w:tc>
+          <w:tcPr/>
+          <w:p>
+            <w:pPr>
+              <w:pStyle w:val="Compact"/>
+              <w:jc w:val="center"/>
+            </w:pPr>
+            <w:r>
+              <w:t xml:space="preserve">&gt;=1 positif</w:t>
+            </w:r>
+          </w:p>
+        </w:tc>
+        <w:tc>
+          <w:tcPr/>
+          <w:p>
+            <w:pPr>
+              <w:pStyle w:val="Compact"/>
+              <w:jc w:val="center"/>
+            </w:pPr>
+            <w:r>
+              <w:t xml:space="preserve">2.070</w:t>
+            </w:r>
+          </w:p>
+        </w:tc>
+        <w:tc>
+          <w:tcPr/>
+          <w:p>
+            <w:pPr>
+              <w:pStyle w:val="Compact"/>
+              <w:jc w:val="center"/>
+            </w:pPr>
+            <w:r>
+              <w:t xml:space="preserve">0.083</w:t>
+            </w:r>
+          </w:p>
+        </w:tc>
+        <w:tc>
+          <w:tcPr/>
+          <w:p>
+            <w:pPr>
+              <w:pStyle w:val="Compact"/>
+              <w:jc w:val="center"/>
+            </w:pPr>
+            <w:r>
+              <w:t xml:space="preserve">0.494</w:t>
+            </w:r>
+          </w:p>
+        </w:tc>
+        <w:tc>
+          <w:tcPr/>
+          <w:p>
+            <w:pPr>
+              <w:pStyle w:val="Compact"/>
+              <w:jc w:val="center"/>
+            </w:pPr>
+            <w:r>
+              <w:t xml:space="preserve">25.083 [4.994 ; 125.974]</w:t>
+            </w:r>
+          </w:p>
+        </w:tc>
+      </w:tr>
+      <w:tr>
+        <w:tc>
+          <w:tcPr/>
+          <w:p>
+            <w:pPr>
+              <w:pStyle w:val="Compact"/>
+              <w:jc w:val="center"/>
+            </w:pPr>
+            <w:r>
+              <w:t xml:space="preserve">&gt;=2 positifs</w:t>
+            </w:r>
+          </w:p>
+        </w:tc>
+        <w:tc>
+          <w:tcPr/>
+          <w:p>
+            <w:pPr>
+              <w:pStyle w:val="Compact"/>
+              <w:jc w:val="center"/>
+            </w:pPr>
+            <w:r>
+              <w:t xml:space="preserve">2.196</w:t>
+            </w:r>
+          </w:p>
+        </w:tc>
+        <w:tc>
+          <w:tcPr/>
+          <w:p>
+            <w:pPr>
+              <w:pStyle w:val="Compact"/>
+              <w:jc w:val="center"/>
+            </w:pPr>
+            <w:r>
+              <w:t xml:space="preserve">0.253</w:t>
+            </w:r>
+          </w:p>
+        </w:tc>
+        <w:tc>
+          <w:tcPr/>
+          <w:p>
+            <w:pPr>
+              <w:pStyle w:val="Compact"/>
+              <w:jc w:val="center"/>
+            </w:pPr>
+            <w:r>
+              <w:t xml:space="preserve">0.460</w:t>
+            </w:r>
+          </w:p>
+        </w:tc>
+        <w:tc>
+          <w:tcPr/>
+          <w:p>
+            <w:pPr>
+              <w:pStyle w:val="Compact"/>
+              <w:jc w:val="center"/>
+            </w:pPr>
+            <w:r>
+              <w:t xml:space="preserve">8.686 [2.809 ; 26.855]</w:t>
+            </w:r>
+          </w:p>
+        </w:tc>
+      </w:tr>
+      <w:tr>
+        <w:tc>
+          <w:tcPr/>
+          <w:p>
+            <w:pPr>
+              <w:pStyle w:val="Compact"/>
+              <w:jc w:val="center"/>
+            </w:pPr>
+            <w:r>
+              <w:t xml:space="preserve">&gt;=3 positifs</w:t>
+            </w:r>
+          </w:p>
+        </w:tc>
+        <w:tc>
+          <w:tcPr/>
+          <w:p>
+            <w:pPr>
+              <w:pStyle w:val="Compact"/>
+              <w:jc w:val="center"/>
+            </w:pPr>
+            <w:r>
+              <w:t xml:space="preserve">1.862</w:t>
+            </w:r>
+          </w:p>
+        </w:tc>
+        <w:tc>
+          <w:tcPr/>
+          <w:p>
+            <w:pPr>
+              <w:pStyle w:val="Compact"/>
+              <w:jc w:val="center"/>
+            </w:pPr>
+            <w:r>
+              <w:t xml:space="preserve">0.544</w:t>
+            </w:r>
+          </w:p>
+        </w:tc>
+        <w:tc>
+          <w:tcPr/>
+          <w:p>
+            <w:pPr>
+              <w:pStyle w:val="Compact"/>
+              <w:jc w:val="center"/>
+            </w:pPr>
+            <w:r>
+              <w:t xml:space="preserve">0.298</w:t>
+            </w:r>
+          </w:p>
+        </w:tc>
+        <w:tc>
+          <w:tcPr/>
+          <w:p>
+            <w:pPr>
+              <w:pStyle w:val="Compact"/>
+              <w:jc w:val="center"/>
+            </w:pPr>
+            <w:r>
+              <w:t xml:space="preserve">3.424 [1.244 ; 9.424]</w:t>
+            </w:r>
+          </w:p>
+        </w:tc>
+      </w:tr>
+      <w:tr>
+        <w:tc>
+          <w:tcPr/>
+          <w:p>
+            <w:pPr>
+              <w:pStyle w:val="Compact"/>
+              <w:jc w:val="center"/>
+            </w:pPr>
+            <w:r>
+              <w:t xml:space="preserve">&gt;=4 positifs</w:t>
             </w:r>
           </w:p>
         </w:tc>
@@ -14335,6 +14557,91 @@
           <w:iCs/>
         </w:rPr>
         <w:t xml:space="preserve">(se calcule en faisant le rapport entre le LR+ et le LR-), mais il reste ici secondaire car moins intuitif cliniquement que la sensibilité, la spécificité et les rapports de vraisemblance. En plus, les IC du DOR sont ici très larges et se chevauchent largement, donc ils ne sont pas vraiment interprétables.</w:t>
+      </w:r>
+    </w:p>
+    <w:p>
+      <w:pPr>
+        <w:pStyle w:val="BodyText"/>
+      </w:pPr>
+      <w:r>
+        <w:t xml:space="preserve">Les</w:t>
+      </w:r>
+      <w:r>
+        <w:t xml:space="preserve"> </w:t>
+      </w:r>
+      <w:r>
+        <w:rPr>
+          <w:b/>
+          <w:bCs/>
+        </w:rPr>
+        <w:t xml:space="preserve">VPP</w:t>
+      </w:r>
+      <w:r>
+        <w:t xml:space="preserve"> </w:t>
+      </w:r>
+      <w:r>
+        <w:t xml:space="preserve">et</w:t>
+      </w:r>
+      <w:r>
+        <w:t xml:space="preserve"> </w:t>
+      </w:r>
+      <w:r>
+        <w:rPr>
+          <w:b/>
+          <w:bCs/>
+        </w:rPr>
+        <w:t xml:space="preserve">VPN</w:t>
+      </w:r>
+      <w:r>
+        <w:t xml:space="preserve"> </w:t>
+      </w:r>
+      <w:r>
+        <w:t xml:space="preserve">correspondent ici aux probabilités observées d’être respectivement</w:t>
+      </w:r>
+      <w:r>
+        <w:t xml:space="preserve"> </w:t>
+      </w:r>
+      <w:r>
+        <w:rPr>
+          <w:rStyle w:val="VerbatimChar"/>
+        </w:rPr>
+        <w:t xml:space="preserve">G+</w:t>
+      </w:r>
+      <w:r>
+        <w:t xml:space="preserve"> </w:t>
+      </w:r>
+      <w:r>
+        <w:t xml:space="preserve">après un score positif et</w:t>
+      </w:r>
+      <w:r>
+        <w:t xml:space="preserve"> </w:t>
+      </w:r>
+      <w:r>
+        <w:rPr>
+          <w:rStyle w:val="VerbatimChar"/>
+        </w:rPr>
+        <w:t xml:space="preserve">G-</w:t>
+      </w:r>
+      <w:r>
+        <w:t xml:space="preserve"> </w:t>
+      </w:r>
+      <w:r>
+        <w:t xml:space="preserve">après un score négatif. Contrairement à la sensibilité et à la spécificité, elles dépendent de la prévalence de</w:t>
+      </w:r>
+      <w:r>
+        <w:t xml:space="preserve"> </w:t>
+      </w:r>
+      <w:r>
+        <w:rPr>
+          <w:rStyle w:val="VerbatimChar"/>
+        </w:rPr>
+        <w:t xml:space="preserve">G+</w:t>
+      </w:r>
+      <w:r>
+        <w:t xml:space="preserve"> </w:t>
+      </w:r>
+      <w:r>
+        <w:t xml:space="preserve">dans cet échantillon et ne sont donc pas directement transposables à une population ayant une prévalence différente.</w:t>
       </w:r>
     </w:p>
     <w:p>
